--- a/대본/8부/13화_Testimony.docx
+++ b/대본/8부/13화_Testimony.docx
@@ -2,7 +2,7 @@
 <file path=word/document.xml><?xml version="1.0" encoding="utf-8"?>
 <w:document xmlns:w="http://schemas.openxmlformats.org/wordprocessingml/2006/main" xmlns:m="http://schemas.openxmlformats.org/officeDocument/2006/math" xmlns:r="http://schemas.openxmlformats.org/officeDocument/2006/relationships" xmlns:o="urn:schemas-microsoft-com:office:office" xmlns:v="urn:schemas-microsoft-com:vml" xmlns:w10="urn:schemas-microsoft-com:office:word" xmlns:a="http://schemas.openxmlformats.org/drawingml/2006/main" xmlns:pic="http://schemas.openxmlformats.org/drawingml/2006/picture" xmlns:wp="http://schemas.openxmlformats.org/drawingml/2006/wordprocessingDrawing">
   <w:body>
-    <w:bookmarkStart w:id="32" w:name="ship-it-8부-13화"/>
+    <w:bookmarkStart w:id="38" w:name="ship-it-8부-13화"/>
     <w:p>
       <w:pPr>
         <w:pStyle w:val="Heading1"/>
@@ -567,146 +567,71 @@
     </w:p>
     <w:p>
       <w:pPr>
-        <w:numPr>
-          <w:ilvl w:val="0"/>
-          <w:numId w:val="1001"/>
-        </w:numPr>
+        <w:pStyle w:val="FirstParagraph"/>
       </w:pPr>
       <w:r>
         <w:t xml:space="preserve">RUTH: Three minutes each. The timer is a small light. Green, yellow, red. At red, you stop mid-sentence.</w:t>
       </w:r>
-      <w:r>
-        <w:t xml:space="preserve"> </w:t>
-      </w:r>
-      <w:r>
-        <w:t xml:space="preserve">루스: 각자 3분. 타이머는 작은 불빛이에요. 초록, 노랑, 빨강. 빨강이면 문장 중간이라도 멈춰요.</w:t>
-      </w:r>
-    </w:p>
-    <w:p>
-      <w:pPr>
-        <w:numPr>
-          <w:ilvl w:val="0"/>
-          <w:numId w:val="1001"/>
-        </w:numPr>
+    </w:p>
+    <w:p>
+      <w:pPr>
+        <w:pStyle w:val="BodyText"/>
       </w:pPr>
       <w:r>
         <w:t xml:space="preserve">TOM: Three minutes. I used to give forty-minute keynotes.</w:t>
       </w:r>
-      <w:r>
-        <w:t xml:space="preserve"> </w:t>
-      </w:r>
-      <w:r>
-        <w:t xml:space="preserve">톰: 3분. 난 40분짜리 기조연설을 하던 사람인데.</w:t>
-      </w:r>
-    </w:p>
-    <w:p>
-      <w:pPr>
-        <w:numPr>
-          <w:ilvl w:val="0"/>
-          <w:numId w:val="1001"/>
-        </w:numPr>
+    </w:p>
+    <w:p>
+      <w:pPr>
+        <w:pStyle w:val="BodyText"/>
       </w:pPr>
       <w:r>
         <w:t xml:space="preserve">ELENA: Then this will be good for you.</w:t>
       </w:r>
-      <w:r>
-        <w:t xml:space="preserve"> </w:t>
-      </w:r>
-      <w:r>
-        <w:t xml:space="preserve">엘레나: 그럼 당신한테 좋겠네요.</w:t>
-      </w:r>
-    </w:p>
-    <w:p>
-      <w:pPr>
-        <w:numPr>
-          <w:ilvl w:val="0"/>
-          <w:numId w:val="1001"/>
-        </w:numPr>
+    </w:p>
+    <w:p>
+      <w:pPr>
+        <w:pStyle w:val="BodyText"/>
       </w:pPr>
       <w:r>
         <w:t xml:space="preserve">DIANE: Written statements are filed. Anything unsaid stays on the record. Say the one thing that matters most.</w:t>
       </w:r>
-      <w:r>
-        <w:t xml:space="preserve"> </w:t>
-      </w:r>
-      <w:r>
-        <w:t xml:space="preserve">다이앤: 서면 증언은 제출됐어요. 말하지 않은 것도 기록에 남아요. 가장 중요한 한 가지를 말해요.</w:t>
-      </w:r>
-    </w:p>
-    <w:p>
-      <w:pPr>
-        <w:numPr>
-          <w:ilvl w:val="0"/>
-          <w:numId w:val="1001"/>
-        </w:numPr>
+    </w:p>
+    <w:p>
+      <w:pPr>
+        <w:pStyle w:val="BodyText"/>
       </w:pPr>
       <w:r>
         <w:t xml:space="preserve">NOAH: Tom, are you nervous?</w:t>
       </w:r>
-      <w:r>
-        <w:t xml:space="preserve"> </w:t>
-      </w:r>
-      <w:r>
-        <w:t xml:space="preserve">노아: 톰, 긴장돼요?</w:t>
-      </w:r>
-    </w:p>
-    <w:p>
-      <w:pPr>
-        <w:numPr>
-          <w:ilvl w:val="0"/>
-          <w:numId w:val="1001"/>
-        </w:numPr>
+    </w:p>
+    <w:p>
+      <w:pPr>
+        <w:pStyle w:val="BodyText"/>
       </w:pPr>
       <w:r>
         <w:t xml:space="preserve">TOM: I’ve testified before Congress twice. Both times for Halvern. Both times I knew what I’d say. Today I don’t.</w:t>
       </w:r>
-      <w:r>
-        <w:t xml:space="preserve"> </w:t>
-      </w:r>
-      <w:r>
-        <w:t xml:space="preserve">톰: 의회에서 두 번 증언했어. 둘 다 할번을 위해서. 두 번 다 할 말을 알고 있었지. 오늘은 몰라.</w:t>
-      </w:r>
-    </w:p>
-    <w:p>
-      <w:pPr>
-        <w:numPr>
-          <w:ilvl w:val="0"/>
-          <w:numId w:val="1001"/>
-        </w:numPr>
+    </w:p>
+    <w:p>
+      <w:pPr>
+        <w:pStyle w:val="BodyText"/>
       </w:pPr>
       <w:r>
         <w:t xml:space="preserve">NOAH: You do. You said it at Rudy’s.</w:t>
       </w:r>
-      <w:r>
-        <w:t xml:space="preserve"> </w:t>
-      </w:r>
-      <w:r>
-        <w:t xml:space="preserve">노아: 알아요. 루디네에서 말했잖아요.</w:t>
-      </w:r>
-    </w:p>
-    <w:p>
-      <w:pPr>
-        <w:numPr>
-          <w:ilvl w:val="0"/>
-          <w:numId w:val="1001"/>
-        </w:numPr>
+    </w:p>
+    <w:p>
+      <w:pPr>
+        <w:pStyle w:val="BodyText"/>
       </w:pPr>
       <w:r>
         <w:t xml:space="preserve">TOM: At Rudy’s, nobody was writing it down.</w:t>
       </w:r>
-      <w:r>
-        <w:t xml:space="preserve"> </w:t>
-      </w:r>
-      <w:r>
-        <w:t xml:space="preserve">톰: 루디네에선 아무도 받아 적지 않았잖아.</w:t>
-      </w:r>
-    </w:p>
-    <w:p>
-      <w:pPr>
-        <w:numPr>
-          <w:ilvl w:val="0"/>
-          <w:numId w:val="1001"/>
-        </w:numPr>
+    </w:p>
+    <w:p>
+      <w:pPr>
+        <w:pStyle w:val="BodyText"/>
       </w:pPr>
       <w:r>
         <w:t xml:space="preserve">RUTH: My phone. A text from James in London.</w:t>
@@ -723,125 +648,53 @@
       <w:r>
         <w:t xml:space="preserve">”</w:t>
       </w:r>
-      <w:r>
-        <w:t xml:space="preserve"> </w:t>
-      </w:r>
-      <w:r>
-        <w:t xml:space="preserve">루스: 휴대폰. 런던 제임스한테서 문자.</w:t>
-      </w:r>
-      <w:r>
-        <w:t xml:space="preserve"> </w:t>
-      </w:r>
-      <w:r>
-        <w:t xml:space="preserve">“</w:t>
-      </w:r>
-      <w:r>
-        <w:t xml:space="preserve">오늘 아침 국왕 재가. 법이 됐어요. 어딘가는 금요일이에요.</w:t>
-      </w:r>
-      <w:r>
-        <w:t xml:space="preserve">”</w:t>
-      </w:r>
-    </w:p>
-    <w:p>
-      <w:pPr>
-        <w:numPr>
-          <w:ilvl w:val="0"/>
-          <w:numId w:val="1001"/>
-        </w:numPr>
+    </w:p>
+    <w:p>
+      <w:pPr>
+        <w:pStyle w:val="BodyText"/>
       </w:pPr>
       <w:r>
         <w:t xml:space="preserve">ELENA: It passed. Two years of hearings, and it passed.</w:t>
       </w:r>
-      <w:r>
-        <w:t xml:space="preserve"> </w:t>
-      </w:r>
-      <w:r>
-        <w:t xml:space="preserve">엘레나: 통과됐어요. 2년의 청문회 끝에, 통과됐어요.</w:t>
-      </w:r>
-    </w:p>
-    <w:p>
-      <w:pPr>
-        <w:numPr>
-          <w:ilvl w:val="0"/>
-          <w:numId w:val="1001"/>
-        </w:numPr>
+    </w:p>
+    <w:p>
+      <w:pPr>
+        <w:pStyle w:val="BodyText"/>
       </w:pPr>
       <w:r>
         <w:t xml:space="preserve">NOAH: Tell him we’ll try to make it two in one week.</w:t>
       </w:r>
-      <w:r>
-        <w:t xml:space="preserve"> </w:t>
-      </w:r>
-      <w:r>
-        <w:t xml:space="preserve">노아: 한 주에 두 개로 만들어 보겠다고 전해 줘요.</w:t>
-      </w:r>
-    </w:p>
-    <w:p>
-      <w:pPr>
-        <w:numPr>
-          <w:ilvl w:val="0"/>
-          <w:numId w:val="1001"/>
-        </w:numPr>
+    </w:p>
+    <w:p>
+      <w:pPr>
+        <w:pStyle w:val="BodyText"/>
       </w:pPr>
       <w:r>
         <w:t xml:space="preserve">DIANE: Who’s against us: Brett Lawson, Castellan’s government relations man. And a Round Rock medspa owner. Don’t attack her.</w:t>
       </w:r>
-      <w:r>
-        <w:t xml:space="preserve"> </w:t>
-      </w:r>
-      <w:r>
-        <w:t xml:space="preserve">다이앤: 반대편은: 캐슬런 정부 관계 담당 브렛 로슨. 그리고 라운드록의 메드스파 업주. 그녀를 공격하지 마요.</w:t>
-      </w:r>
-    </w:p>
-    <w:p>
-      <w:pPr>
-        <w:numPr>
-          <w:ilvl w:val="0"/>
-          <w:numId w:val="1001"/>
-        </w:numPr>
+    </w:p>
+    <w:p>
+      <w:pPr>
+        <w:pStyle w:val="BodyText"/>
       </w:pPr>
       <w:r>
         <w:t xml:space="preserve">ELENA: I’d never attack her. She’s not the problem. The ladder she’s standing on is.</w:t>
       </w:r>
-      <w:r>
-        <w:t xml:space="preserve"> </w:t>
-      </w:r>
-      <w:r>
-        <w:t xml:space="preserve">엘레나: 절대 공격 안 해요. 그녀가 문제가 아니에요. 그녀가 서 있는 사다리가 문제죠.</w:t>
-      </w:r>
-    </w:p>
-    <w:p>
-      <w:pPr>
-        <w:numPr>
-          <w:ilvl w:val="0"/>
-          <w:numId w:val="1001"/>
-        </w:numPr>
+    </w:p>
+    <w:p>
+      <w:pPr>
+        <w:pStyle w:val="BodyText"/>
       </w:pPr>
       <w:r>
         <w:t xml:space="preserve">TOM: And Brett?</w:t>
       </w:r>
-      <w:r>
-        <w:t xml:space="preserve"> </w:t>
-      </w:r>
-      <w:r>
-        <w:t xml:space="preserve">톰: 그리고 브렛은?</w:t>
-      </w:r>
-    </w:p>
-    <w:p>
-      <w:pPr>
-        <w:numPr>
-          <w:ilvl w:val="0"/>
-          <w:numId w:val="1001"/>
-        </w:numPr>
+    </w:p>
+    <w:p>
+      <w:pPr>
+        <w:pStyle w:val="BodyText"/>
       </w:pPr>
       <w:r>
         <w:t xml:space="preserve">DIANE: Brett you can disagree with. Politely. On the record.</w:t>
-      </w:r>
-      <w:r>
-        <w:t xml:space="preserve"> </w:t>
-      </w:r>
-      <w:r>
-        <w:t xml:space="preserve">다이앤: 브렛과는 의견을 달리해도 돼요. 정중하게. 기록에 남게.</w:t>
       </w:r>
     </w:p>
     <w:bookmarkEnd w:id="21"/>
@@ -856,350 +709,167 @@
     </w:p>
     <w:p>
       <w:pPr>
-        <w:numPr>
-          <w:ilvl w:val="0"/>
-          <w:numId w:val="1002"/>
-        </w:numPr>
+        <w:pStyle w:val="FirstParagraph"/>
       </w:pPr>
       <w:r>
         <w:t xml:space="preserve">GARZA: The Committee on Public Health will come to order. House Bill eleven forty-seven, on dermal fillers.</w:t>
       </w:r>
-      <w:r>
-        <w:t xml:space="preserve"> </w:t>
-      </w:r>
-      <w:r>
-        <w:t xml:space="preserve">가르자: 공중보건위원회를 개회합니다. 피부 필러에 관한 하원 법안 1147호.</w:t>
-      </w:r>
-    </w:p>
-    <w:p>
-      <w:pPr>
-        <w:numPr>
-          <w:ilvl w:val="0"/>
-          <w:numId w:val="1002"/>
-        </w:numPr>
+    </w:p>
+    <w:p>
+      <w:pPr>
+        <w:pStyle w:val="BodyText"/>
       </w:pPr>
       <w:r>
         <w:t xml:space="preserve">CLERK: Witnesses have three minutes. Testimony against is heard first. Mr. Lawson, Castellan.</w:t>
       </w:r>
-      <w:r>
-        <w:t xml:space="preserve"> </w:t>
-      </w:r>
-      <w:r>
-        <w:t xml:space="preserve">서기: 증인은 3분입니다. 반대 증언을 먼저 듣습니다. 캐슬런의 로슨 씨.</w:t>
-      </w:r>
-    </w:p>
-    <w:p>
-      <w:pPr>
-        <w:numPr>
-          <w:ilvl w:val="0"/>
-          <w:numId w:val="1002"/>
-        </w:numPr>
+    </w:p>
+    <w:p>
+      <w:pPr>
+        <w:pStyle w:val="BodyText"/>
       </w:pPr>
       <w:r>
         <w:t xml:space="preserve">LAWSON: Thank you, Madam Chair. Castellan shares the committee’s commitment to patient safety. However, this bill would restrict access to aesthetic treatments for thousands of Texans, particularly in rural areas, where physicians are scarce. Affordability matters too. We believe industry-led training standards are a better path than new legislation.</w:t>
       </w:r>
-      <w:r>
-        <w:t xml:space="preserve"> </w:t>
-      </w:r>
-      <w:r>
-        <w:t xml:space="preserve">로슨: 감사합니다, 위원장님. 캐슬런은 환자 안전에 대한 위원회의 의지를 공유합니다. 그러나 이 법안은 수천 명의 텍사스 주민, 특히 의사가 부족한 농촌 지역 주민의 미용 시술 접근성을 제한할 것입니다. 가격 부담도 중요합니다. 저희는 새 법률보다 업계 주도의 교육 기준이 더 나은 길이라고 믿습니다.</w:t>
-      </w:r>
-    </w:p>
-    <w:p>
-      <w:pPr>
-        <w:numPr>
-          <w:ilvl w:val="0"/>
-          <w:numId w:val="1002"/>
-        </w:numPr>
+    </w:p>
+    <w:p>
+      <w:pPr>
+        <w:pStyle w:val="BodyText"/>
       </w:pPr>
       <w:r>
         <w:t xml:space="preserve">GARZA: Thank you. Ms. Dunn?</w:t>
       </w:r>
-      <w:r>
-        <w:t xml:space="preserve"> </w:t>
-      </w:r>
-      <w:r>
-        <w:t xml:space="preserve">가르자: 감사합니다. 던 씨?</w:t>
-      </w:r>
-    </w:p>
-    <w:p>
-      <w:pPr>
-        <w:numPr>
-          <w:ilvl w:val="0"/>
-          <w:numId w:val="1002"/>
-        </w:numPr>
+    </w:p>
+    <w:p>
+      <w:pPr>
+        <w:pStyle w:val="BodyText"/>
       </w:pPr>
       <w:r>
         <w:t xml:space="preserve">CRYSTAL: Good morning. I’m Crystal Dunn. I own a medspa in Round Rock. Fourteen employees, mostly women, mostly single moms. My injectors took a certified weekend course. They’re careful. This bill will close four hundred small businesses like mine, and it’ll put my people out of work.</w:t>
       </w:r>
-      <w:r>
-        <w:t xml:space="preserve"> </w:t>
-      </w:r>
-      <w:r>
-        <w:t xml:space="preserve">크리스털: 안녕하세요. 크리스털 던입니다. 라운드록에서 메드스파를 운영해요. 직원 14명, 대부분 여성이고, 대부분 싱글맘이에요. 우리 시술자들은 인증 주말 과정을 들었어요. 조심스럽게 일해요. 이 법안은 저 같은 소상공인 400곳을 문 닫게 하고, 우리 직원들을 실업자로 만들 거예요.</w:t>
-      </w:r>
-    </w:p>
-    <w:p>
-      <w:pPr>
-        <w:numPr>
-          <w:ilvl w:val="0"/>
-          <w:numId w:val="1002"/>
-        </w:numPr>
+    </w:p>
+    <w:p>
+      <w:pPr>
+        <w:pStyle w:val="BodyText"/>
       </w:pPr>
       <w:r>
         <w:t xml:space="preserve">HOLLIS: Ms. Dunn, thank you. That’s exactly my concern. Isn’t this just big companies pulling up the ladder behind them?</w:t>
       </w:r>
-      <w:r>
-        <w:t xml:space="preserve"> </w:t>
-      </w:r>
-      <w:r>
-        <w:t xml:space="preserve">홀리스: 던 씨, 감사합니다. 그게 바로 제 우려예요. 이건 그냥 대기업들이 뒤따라오는 사다리를 걷어차는 것 아닌가요?</w:t>
-      </w:r>
-    </w:p>
-    <w:p>
-      <w:pPr>
-        <w:numPr>
-          <w:ilvl w:val="0"/>
-          <w:numId w:val="1002"/>
-        </w:numPr>
+    </w:p>
+    <w:p>
+      <w:pPr>
+        <w:pStyle w:val="BodyText"/>
       </w:pPr>
       <w:r>
         <w:t xml:space="preserve">CRYSTAL: That’s how it feels, sir.</w:t>
       </w:r>
-      <w:r>
-        <w:t xml:space="preserve"> </w:t>
-      </w:r>
-      <w:r>
-        <w:t xml:space="preserve">크리스털: 그렇게 느껴져요, 의원님.</w:t>
-      </w:r>
-    </w:p>
-    <w:p>
-      <w:pPr>
-        <w:numPr>
-          <w:ilvl w:val="0"/>
-          <w:numId w:val="1002"/>
-        </w:numPr>
+    </w:p>
+    <w:p>
+      <w:pPr>
+        <w:pStyle w:val="BodyText"/>
       </w:pPr>
       <w:r>
         <w:t xml:space="preserve">GARZA: Thank you. Now testimony in support. Mr. Bennett of Veyra, and Mr. Brennan, testifying as an individual. You’ll sit together?</w:t>
       </w:r>
-      <w:r>
-        <w:t xml:space="preserve"> </w:t>
-      </w:r>
-      <w:r>
-        <w:t xml:space="preserve">가르자: 감사합니다. 이제 찬성 증언. 베이라의 베넷 씨, 그리고 개인 자격으로 증언하는 브레넌 씨. 같이 앉으시나요?</w:t>
-      </w:r>
-    </w:p>
-    <w:p>
-      <w:pPr>
-        <w:numPr>
-          <w:ilvl w:val="0"/>
-          <w:numId w:val="1002"/>
-        </w:numPr>
+    </w:p>
+    <w:p>
+      <w:pPr>
+        <w:pStyle w:val="BodyText"/>
       </w:pPr>
       <w:r>
         <w:t xml:space="preserve">NOAH: Yes, Madam Chair. If the committee allows.</w:t>
       </w:r>
-      <w:r>
-        <w:t xml:space="preserve"> </w:t>
-      </w:r>
-      <w:r>
-        <w:t xml:space="preserve">노아: 네, 위원장님. 위원회가 허락하신다면.</w:t>
-      </w:r>
-    </w:p>
-    <w:p>
-      <w:pPr>
-        <w:numPr>
-          <w:ilvl w:val="0"/>
-          <w:numId w:val="1002"/>
-        </w:numPr>
+    </w:p>
+    <w:p>
+      <w:pPr>
+        <w:pStyle w:val="BodyText"/>
       </w:pPr>
       <w:r>
         <w:t xml:space="preserve">GARZA: It’s unusual. Former rivals, I understand.</w:t>
       </w:r>
-      <w:r>
-        <w:t xml:space="preserve"> </w:t>
-      </w:r>
-      <w:r>
-        <w:t xml:space="preserve">가르자: 이례적이네요. 전 경쟁자 사이라고 알고 있어요.</w:t>
-      </w:r>
-    </w:p>
-    <w:p>
-      <w:pPr>
-        <w:numPr>
-          <w:ilvl w:val="0"/>
-          <w:numId w:val="1002"/>
-        </w:numPr>
+    </w:p>
+    <w:p>
+      <w:pPr>
+        <w:pStyle w:val="BodyText"/>
       </w:pPr>
       <w:r>
         <w:t xml:space="preserve">TOM: Rivals for ten years, Madam Chair. Allies for about five weeks.</w:t>
       </w:r>
-      <w:r>
-        <w:t xml:space="preserve"> </w:t>
-      </w:r>
-      <w:r>
-        <w:t xml:space="preserve">톰: 10년간 경쟁자였죠, 위원장님. 동지가 된 지는 5주쯤 됐고요.</w:t>
-      </w:r>
-    </w:p>
-    <w:p>
-      <w:pPr>
-        <w:numPr>
-          <w:ilvl w:val="0"/>
-          <w:numId w:val="1002"/>
-        </w:numPr>
+    </w:p>
+    <w:p>
+      <w:pPr>
+        <w:pStyle w:val="BodyText"/>
       </w:pPr>
       <w:r>
         <w:t xml:space="preserve">GARZA: Mr. Bennett, you may begin.</w:t>
       </w:r>
-      <w:r>
-        <w:t xml:space="preserve"> </w:t>
-      </w:r>
-      <w:r>
-        <w:t xml:space="preserve">가르자: 베넷 씨, 시작하세요.</w:t>
-      </w:r>
-    </w:p>
-    <w:p>
-      <w:pPr>
-        <w:numPr>
-          <w:ilvl w:val="0"/>
-          <w:numId w:val="1002"/>
-        </w:numPr>
+    </w:p>
+    <w:p>
+      <w:pPr>
+        <w:pStyle w:val="BodyText"/>
       </w:pPr>
       <w:r>
         <w:t xml:space="preserve">NOAH: Thank you. First, a declaration. I’m the CEO of Veyra. This bill would help my company, because we already train only licensed professionals and trace every syringe. That’s why I declared it in writing. Please judge the data, not me.</w:t>
       </w:r>
-      <w:r>
-        <w:t xml:space="preserve"> </w:t>
-      </w:r>
-      <w:r>
-        <w:t xml:space="preserve">노아: 감사합니다. 먼저 공개할 것이 있습니다. 저는 베이라의 CEO입니다. 이 법안은 저희 회사에 도움이 됩니다. 저희는 이미 면허 의료인만 교육하고 모든 주사기를 추적하니까요. 그래서 서면으로 공개했습니다. 저가 아니라 데이터로 판단해 주십시오.</w:t>
-      </w:r>
-    </w:p>
-    <w:p>
-      <w:pPr>
-        <w:numPr>
-          <w:ilvl w:val="0"/>
-          <w:numId w:val="1002"/>
-        </w:numPr>
+    </w:p>
+    <w:p>
+      <w:pPr>
+        <w:pStyle w:val="BodyText"/>
       </w:pPr>
       <w:r>
         <w:t xml:space="preserve">HOLLIS: At least you’re honest about it.</w:t>
       </w:r>
-      <w:r>
-        <w:t xml:space="preserve"> </w:t>
-      </w:r>
-      <w:r>
-        <w:t xml:space="preserve">홀리스: 적어도 그 점은 솔직하시네요.</w:t>
-      </w:r>
-    </w:p>
-    <w:p>
-      <w:pPr>
-        <w:numPr>
-          <w:ilvl w:val="0"/>
-          <w:numId w:val="1002"/>
-        </w:numPr>
+    </w:p>
+    <w:p>
+      <w:pPr>
+        <w:pStyle w:val="BodyText"/>
       </w:pPr>
       <w:r>
         <w:t xml:space="preserve">NOAH: The data. In Texas last year, emergency rooms reported over three hundred filler complications. Most happened outside medical settings. Kitchens, hotel rooms, parties. In the UK, a similar law passed this morning. In Korea, our injectors trace every syringe, and we’ve had zero non-medical sales.</w:t>
       </w:r>
-      <w:r>
-        <w:t xml:space="preserve"> </w:t>
-      </w:r>
-      <w:r>
-        <w:t xml:space="preserve">노아: 데이터입니다. 작년 텍사스 응급실은 필러 합병증을 300건 넘게 보고했습니다. 대부분 의료 환경 밖에서 일어났습니다. 부엌, 호텔 방, 파티. 영국에서는 비슷한 법이 오늘 아침 통과됐습니다. 한국에서 저희 시술자들은 모든 주사기를 추적하고, 비의료인 판매는 0건입니다.</w:t>
-      </w:r>
-    </w:p>
-    <w:p>
-      <w:pPr>
-        <w:numPr>
-          <w:ilvl w:val="0"/>
-          <w:numId w:val="1002"/>
-        </w:numPr>
+    </w:p>
+    <w:p>
+      <w:pPr>
+        <w:pStyle w:val="BodyText"/>
       </w:pPr>
       <w:r>
         <w:t xml:space="preserve">GARZA: Yellow light, Mr. Bennett.</w:t>
       </w:r>
-      <w:r>
-        <w:t xml:space="preserve"> </w:t>
-      </w:r>
-      <w:r>
-        <w:t xml:space="preserve">가르자: 노란불입니다, 베넷 씨.</w:t>
-      </w:r>
-    </w:p>
-    <w:p>
-      <w:pPr>
-        <w:numPr>
-          <w:ilvl w:val="0"/>
-          <w:numId w:val="1002"/>
-        </w:numPr>
+    </w:p>
+    <w:p>
+      <w:pPr>
+        <w:pStyle w:val="BodyText"/>
       </w:pPr>
       <w:r>
         <w:t xml:space="preserve">NOAH: Then one sentence. A blocked vessel doesn’t care how affordable the treatment was.</w:t>
       </w:r>
-      <w:r>
-        <w:t xml:space="preserve"> </w:t>
-      </w:r>
-      <w:r>
-        <w:t xml:space="preserve">노아: 그럼 한 문장만. 막힌 혈관은 시술이 얼마나 저렴했는지 신경 쓰지 않습니다.</w:t>
-      </w:r>
-    </w:p>
-    <w:p>
-      <w:pPr>
-        <w:numPr>
-          <w:ilvl w:val="0"/>
-          <w:numId w:val="1002"/>
-        </w:numPr>
+    </w:p>
+    <w:p>
+      <w:pPr>
+        <w:pStyle w:val="BodyText"/>
       </w:pPr>
       <w:r>
         <w:t xml:space="preserve">GARZA: Thank you. Mr. Brennan.</w:t>
       </w:r>
-      <w:r>
-        <w:t xml:space="preserve"> </w:t>
-      </w:r>
-      <w:r>
-        <w:t xml:space="preserve">가르자: 감사합니다. 브레넌 씨.</w:t>
-      </w:r>
-    </w:p>
-    <w:p>
-      <w:pPr>
-        <w:numPr>
-          <w:ilvl w:val="0"/>
-          <w:numId w:val="1002"/>
-        </w:numPr>
+    </w:p>
+    <w:p>
+      <w:pPr>
+        <w:pStyle w:val="BodyText"/>
       </w:pPr>
       <w:r>
         <w:t xml:space="preserve">TOM: Madam Chair, members. I’m here as an individual. No one is paying me. For twenty years, I sold fillers for Halvern, which is now part of Castellan. I’m not here to talk about Castellan. I’m here to talk about me.</w:t>
       </w:r>
-      <w:r>
-        <w:t xml:space="preserve"> </w:t>
-      </w:r>
-      <w:r>
-        <w:t xml:space="preserve">톰: 위원장님, 위원 여러분. 개인 자격으로 왔습니다. 아무도 저에게 돈을 주지 않습니다. 20년 동안 저는 할번에서 필러를 팔았고, 할번은 지금 캐슬런의 일부입니다. 캐슬런에 대해 말하러 온 게 아닙니다. 저에 대해 말하러 왔습니다.</w:t>
-      </w:r>
-    </w:p>
-    <w:p>
-      <w:pPr>
-        <w:numPr>
-          <w:ilvl w:val="0"/>
-          <w:numId w:val="1002"/>
-        </w:numPr>
+    </w:p>
+    <w:p>
+      <w:pPr>
+        <w:pStyle w:val="BodyText"/>
       </w:pPr>
       <w:r>
         <w:t xml:space="preserve">HOLLIS: Go ahead, Mr. Brennan.</w:t>
       </w:r>
-      <w:r>
-        <w:t xml:space="preserve"> </w:t>
-      </w:r>
-      <w:r>
-        <w:t xml:space="preserve">홀리스: 하세요, 브레넌 씨.</w:t>
-      </w:r>
-    </w:p>
-    <w:p>
-      <w:pPr>
-        <w:numPr>
-          <w:ilvl w:val="0"/>
-          <w:numId w:val="1002"/>
-        </w:numPr>
+    </w:p>
+    <w:p>
+      <w:pPr>
+        <w:pStyle w:val="BodyText"/>
       </w:pPr>
       <w:r>
         <w:t xml:space="preserve">TOM: I wrote the line</w:t>
@@ -1222,264 +892,117 @@
       <w:r>
         <w:t xml:space="preserve">I sold to anyone with a tax number. Medspas I never visited, weekend courses I never checked. When a young woman in Houston was hurt at a kitchen party, my team used her story to sell against a competitor. I approved it. I sold while knowing. This bill would have stopped me.</w:t>
       </w:r>
-      <w:r>
-        <w:t xml:space="preserve"> </w:t>
-      </w:r>
-      <w:r>
-        <w:t xml:space="preserve">톰:</w:t>
-      </w:r>
-      <w:r>
-        <w:t xml:space="preserve"> </w:t>
-      </w:r>
-      <w:r>
-        <w:t xml:space="preserve">“</w:t>
-      </w:r>
-      <w:r>
-        <w:t xml:space="preserve">오래 남는 결과</w:t>
-      </w:r>
-      <w:r>
-        <w:t xml:space="preserve">”</w:t>
-      </w:r>
-      <w:r>
-        <w:t xml:space="preserve">라는 문구는 제가 썼습니다. 사업자 번호만 있으면 누구에게나 팔았습니다. 가 본 적 없는 메드스파, 확인한 적 없는 주말 과정. 휴스턴의 한 젊은 여성이 부엌 파티에서 다쳤을 때, 저희 팀은 그녀 이야기를 경쟁사를 공격하는 영업에 썼습니다. 제가 승인했습니다. 저는 알면서 팔았습니다. 이 법안이 저를 막았을 겁니다.</w:t>
-      </w:r>
-    </w:p>
-    <w:p>
-      <w:pPr>
-        <w:numPr>
-          <w:ilvl w:val="0"/>
-          <w:numId w:val="1002"/>
-        </w:numPr>
+    </w:p>
+    <w:p>
+      <w:pPr>
+        <w:pStyle w:val="BodyText"/>
       </w:pPr>
       <w:r>
         <w:t xml:space="preserve">GARZA: …Thank you, Mr. Brennan. That’s on the record.</w:t>
       </w:r>
-      <w:r>
-        <w:t xml:space="preserve"> </w:t>
-      </w:r>
-      <w:r>
-        <w:t xml:space="preserve">가르자: …감사합니다, 브레넌 씨. 기록에 남았습니다.</w:t>
-      </w:r>
-    </w:p>
-    <w:p>
-      <w:pPr>
-        <w:numPr>
-          <w:ilvl w:val="0"/>
-          <w:numId w:val="1002"/>
-        </w:numPr>
+    </w:p>
+    <w:p>
+      <w:pPr>
+        <w:pStyle w:val="BodyText"/>
       </w:pPr>
       <w:r>
         <w:t xml:space="preserve">TOM: I want it on the record. That’s why I came.</w:t>
       </w:r>
-      <w:r>
-        <w:t xml:space="preserve"> </w:t>
-      </w:r>
-      <w:r>
-        <w:t xml:space="preserve">톰: 기록에 남기를 원합니다. 그래서 왔습니다.</w:t>
-      </w:r>
-    </w:p>
-    <w:p>
-      <w:pPr>
-        <w:numPr>
-          <w:ilvl w:val="0"/>
-          <w:numId w:val="1002"/>
-        </w:numPr>
+    </w:p>
+    <w:p>
+      <w:pPr>
+        <w:pStyle w:val="BodyText"/>
       </w:pPr>
       <w:r>
         <w:t xml:space="preserve">HOLLIS: Mr. Brennan, forgive me. You were fired last month. Isn’t this revenge?</w:t>
       </w:r>
-      <w:r>
-        <w:t xml:space="preserve"> </w:t>
-      </w:r>
-      <w:r>
-        <w:t xml:space="preserve">홀리스: 브레넌 씨, 실례지만. 지난달 해고되셨죠. 이건 복수 아닌가요?</w:t>
-      </w:r>
-    </w:p>
-    <w:p>
-      <w:pPr>
-        <w:numPr>
-          <w:ilvl w:val="0"/>
-          <w:numId w:val="1002"/>
-        </w:numPr>
+    </w:p>
+    <w:p>
+      <w:pPr>
+        <w:pStyle w:val="BodyText"/>
       </w:pPr>
       <w:r>
         <w:t xml:space="preserve">TOM: It would be, Representative, if I’d come alone. That’s why I asked Mr. Bennett to sit next to me. We’ve disagreed about almost everything for ten years. We agree on this.</w:t>
       </w:r>
-      <w:r>
-        <w:t xml:space="preserve"> </w:t>
-      </w:r>
-      <w:r>
-        <w:t xml:space="preserve">톰: 제가 혼자 왔다면 그랬겠죠, 의원님. 그래서 베넷 씨에게 옆에 앉아 달라고 부탁했습니다. 저흰 10년 동안 거의 모든 것에 대해 의견이 달랐습니다. 이것에 대해선 같습니다.</w:t>
-      </w:r>
-    </w:p>
-    <w:p>
-      <w:pPr>
-        <w:numPr>
-          <w:ilvl w:val="0"/>
-          <w:numId w:val="1002"/>
-        </w:numPr>
+    </w:p>
+    <w:p>
+      <w:pPr>
+        <w:pStyle w:val="BodyText"/>
       </w:pPr>
       <w:r>
         <w:t xml:space="preserve">HOLLIS: And are you being paid by Veyra? Now or later?</w:t>
       </w:r>
-      <w:r>
-        <w:t xml:space="preserve"> </w:t>
-      </w:r>
-      <w:r>
-        <w:t xml:space="preserve">홀리스: 그리고 베이라에게 돈을 받나요? 지금이든 나중이든?</w:t>
-      </w:r>
-    </w:p>
-    <w:p>
-      <w:pPr>
-        <w:numPr>
-          <w:ilvl w:val="0"/>
-          <w:numId w:val="1002"/>
-        </w:numPr>
+    </w:p>
+    <w:p>
+      <w:pPr>
+        <w:pStyle w:val="BodyText"/>
       </w:pPr>
       <w:r>
         <w:t xml:space="preserve">TOM: No. Not for twelve months, by agreement. I’m an unpaid adviser to a patient safety coalition.</w:t>
       </w:r>
-      <w:r>
-        <w:t xml:space="preserve"> </w:t>
-      </w:r>
-      <w:r>
-        <w:t xml:space="preserve">톰: 아니요. 합의에 따라 12개월간은 없습니다. 환자 안전 연합의 무보수 자문입니다.</w:t>
-      </w:r>
-    </w:p>
-    <w:p>
-      <w:pPr>
-        <w:numPr>
-          <w:ilvl w:val="0"/>
-          <w:numId w:val="1002"/>
-        </w:numPr>
+    </w:p>
+    <w:p>
+      <w:pPr>
+        <w:pStyle w:val="BodyText"/>
       </w:pPr>
       <w:r>
         <w:t xml:space="preserve">HOLLIS: Then I’ll take you at your word. For now.</w:t>
       </w:r>
-      <w:r>
-        <w:t xml:space="preserve"> </w:t>
-      </w:r>
-      <w:r>
-        <w:t xml:space="preserve">홀리스: 그럼 일단 믿어 보죠. 지금은.</w:t>
-      </w:r>
-    </w:p>
-    <w:p>
-      <w:pPr>
-        <w:numPr>
-          <w:ilvl w:val="0"/>
-          <w:numId w:val="1002"/>
-        </w:numPr>
+    </w:p>
+    <w:p>
+      <w:pPr>
+        <w:pStyle w:val="BodyText"/>
       </w:pPr>
       <w:r>
         <w:t xml:space="preserve">GARZA: We also have a resource witness. Dr. Ruiz, Chief Medical Officer of Veyra.</w:t>
       </w:r>
-      <w:r>
-        <w:t xml:space="preserve"> </w:t>
-      </w:r>
-      <w:r>
-        <w:t xml:space="preserve">가르자: 참고인도 있습니다. 베이라 최고의료책임자 루이즈 박사님.</w:t>
-      </w:r>
-    </w:p>
-    <w:p>
-      <w:pPr>
-        <w:numPr>
-          <w:ilvl w:val="0"/>
-          <w:numId w:val="1002"/>
-        </w:numPr>
+    </w:p>
+    <w:p>
+      <w:pPr>
+        <w:pStyle w:val="BodyText"/>
       </w:pPr>
       <w:r>
         <w:t xml:space="preserve">ELENA: Thank you. I’m available for medical questions. I won’t take more than I’m given.</w:t>
       </w:r>
-      <w:r>
-        <w:t xml:space="preserve"> </w:t>
-      </w:r>
-      <w:r>
-        <w:t xml:space="preserve">엘레나: 감사합니다. 의학적 질문에 답하겠습니다. 주어진 시간 이상은 쓰지 않겠습니다.</w:t>
-      </w:r>
-    </w:p>
-    <w:p>
-      <w:pPr>
-        <w:numPr>
-          <w:ilvl w:val="0"/>
-          <w:numId w:val="1002"/>
-        </w:numPr>
+    </w:p>
+    <w:p>
+      <w:pPr>
+        <w:pStyle w:val="BodyText"/>
       </w:pPr>
       <w:r>
         <w:t xml:space="preserve">HOLLIS: Dr. Ruiz, Ms. Dunn says her injectors are careful. Why isn’t careful enough?</w:t>
       </w:r>
-      <w:r>
-        <w:t xml:space="preserve"> </w:t>
-      </w:r>
-      <w:r>
-        <w:t xml:space="preserve">홀리스: 루이즈 박사님, 던 씨는 자기 시술자들이 조심스럽다고 합니다. 왜 조심스러운 것으로 충분하지 않나요?</w:t>
-      </w:r>
-    </w:p>
-    <w:p>
-      <w:pPr>
-        <w:numPr>
-          <w:ilvl w:val="0"/>
-          <w:numId w:val="1002"/>
-        </w:numPr>
+    </w:p>
+    <w:p>
+      <w:pPr>
+        <w:pStyle w:val="BodyText"/>
       </w:pPr>
       <w:r>
         <w:t xml:space="preserve">ELENA: Because care prevents most problems, but training is what saves you when one happens anyway. When a vessel is blocked, you have minutes. You need to recognise it, have the enzyme, know the dose, and have a doctor to call. A weekend course teaches the first injection. It doesn’t teach the worst minute.</w:t>
       </w:r>
-      <w:r>
-        <w:t xml:space="preserve"> </w:t>
-      </w:r>
-      <w:r>
-        <w:t xml:space="preserve">엘레나: 조심은 대부분의 문제를 막지만, 그래도 문제가 생겼을 때 구해 주는 건 교육이기 때문입니다. 혈관이 막히면 몇 분밖에 없습니다. 알아보고, 효소를 갖고 있고, 용량을 알고, 전화할 의사가 있어야 합니다. 주말 과정은 첫 주사를 가르칩니다. 최악의 1분은 가르치지 않습니다.</w:t>
-      </w:r>
-    </w:p>
-    <w:p>
-      <w:pPr>
-        <w:numPr>
-          <w:ilvl w:val="0"/>
-          <w:numId w:val="1002"/>
-        </w:numPr>
+    </w:p>
+    <w:p>
+      <w:pPr>
+        <w:pStyle w:val="BodyText"/>
       </w:pPr>
       <w:r>
         <w:t xml:space="preserve">CRYSTAL: My injectors carry the enzyme.</w:t>
       </w:r>
-      <w:r>
-        <w:t xml:space="preserve"> </w:t>
-      </w:r>
-      <w:r>
-        <w:t xml:space="preserve">크리스털: 우리 시술자들은 효소를 갖고 다녀요.</w:t>
-      </w:r>
-    </w:p>
-    <w:p>
-      <w:pPr>
-        <w:numPr>
-          <w:ilvl w:val="0"/>
-          <w:numId w:val="1002"/>
-        </w:numPr>
+    </w:p>
+    <w:p>
+      <w:pPr>
+        <w:pStyle w:val="BodyText"/>
       </w:pPr>
       <w:r>
         <w:t xml:space="preserve">ELENA: Then they’re better than most. And I’d like to help them become licensed. Not out of work.</w:t>
       </w:r>
-      <w:r>
-        <w:t xml:space="preserve"> </w:t>
-      </w:r>
-      <w:r>
-        <w:t xml:space="preserve">엘레나: 그럼 대부분보다 낫네요. 그리고 그들이 실업자가 아니라 면허를 받도록 돕고 싶어요.</w:t>
-      </w:r>
-    </w:p>
-    <w:p>
-      <w:pPr>
-        <w:numPr>
-          <w:ilvl w:val="0"/>
-          <w:numId w:val="1002"/>
-        </w:numPr>
+    </w:p>
+    <w:p>
+      <w:pPr>
+        <w:pStyle w:val="BodyText"/>
       </w:pPr>
       <w:r>
         <w:t xml:space="preserve">CRYSTAL: …I’d like to hear more about that. Later.</w:t>
-      </w:r>
-      <w:r>
-        <w:t xml:space="preserve"> </w:t>
-      </w:r>
-      <w:r>
-        <w:t xml:space="preserve">크리스털: …그 얘기 더 듣고 싶네요. 나중에.</w:t>
       </w:r>
     </w:p>
     <w:bookmarkEnd w:id="22"/>
@@ -1494,61 +1017,31 @@
     </w:p>
     <w:p>
       <w:pPr>
-        <w:numPr>
-          <w:ilvl w:val="0"/>
-          <w:numId w:val="1003"/>
-        </w:numPr>
+        <w:pStyle w:val="FirstParagraph"/>
       </w:pPr>
       <w:r>
         <w:t xml:space="preserve">GARZA: Ms. Carla Ramos, of Houston. You may begin.</w:t>
       </w:r>
-      <w:r>
-        <w:t xml:space="preserve"> </w:t>
-      </w:r>
-      <w:r>
-        <w:t xml:space="preserve">가르자: 휴스턴의 칼라 라모스 씨. 시작하세요.</w:t>
-      </w:r>
-    </w:p>
-    <w:p>
-      <w:pPr>
-        <w:numPr>
-          <w:ilvl w:val="0"/>
-          <w:numId w:val="1003"/>
-        </w:numPr>
+    </w:p>
+    <w:p>
+      <w:pPr>
+        <w:pStyle w:val="BodyText"/>
       </w:pPr>
       <w:r>
         <w:t xml:space="preserve">CARLA: Thank you. My daughter is Destiny Ramos. Four years ago, she went to a filler party in a friend’s kitchen. Wine, a ring light, a woman with a weekend certificate. Her lip went white, then purple. She was lucky. She has a small scar.</w:t>
       </w:r>
-      <w:r>
-        <w:t xml:space="preserve"> </w:t>
-      </w:r>
-      <w:r>
-        <w:t xml:space="preserve">칼라: 감사합니다. 제 딸은 데스티니 라모스예요. 4년 전 친구 부엌에서 열린 필러 파티에 갔어요. 와인, 링 라이트, 주말 자격증을 가진 여자. 딸의 입술이 하얘지더니 보랏빛이 됐어요. 운이 좋았어요. 작은 흉터가 있어요.</w:t>
-      </w:r>
-    </w:p>
-    <w:p>
-      <w:pPr>
-        <w:numPr>
-          <w:ilvl w:val="0"/>
-          <w:numId w:val="1003"/>
-        </w:numPr>
+    </w:p>
+    <w:p>
+      <w:pPr>
+        <w:pStyle w:val="BodyText"/>
       </w:pPr>
       <w:r>
         <w:t xml:space="preserve">NOAH: I was at that hospital that night. She was very brave.</w:t>
       </w:r>
-      <w:r>
-        <w:t xml:space="preserve"> </w:t>
-      </w:r>
-      <w:r>
-        <w:t xml:space="preserve">노아: 그날 밤 그 병원에 있었어요. 따님은 아주 용감했어요.</w:t>
-      </w:r>
-    </w:p>
-    <w:p>
-      <w:pPr>
-        <w:numPr>
-          <w:ilvl w:val="0"/>
-          <w:numId w:val="1003"/>
-        </w:numPr>
+    </w:p>
+    <w:p>
+      <w:pPr>
+        <w:pStyle w:val="BodyText"/>
       </w:pPr>
       <w:r>
         <w:t xml:space="preserve">CARLA: A Veyra box sat on the counter. I told Mr. Bennett,</w:t>
@@ -1571,471 +1064,213 @@
       <w:r>
         <w:t xml:space="preserve">Today I’m sitting behind him, next to the man who used her story to sell.</w:t>
       </w:r>
-      <w:r>
-        <w:t xml:space="preserve"> </w:t>
-      </w:r>
-      <w:r>
-        <w:t xml:space="preserve">칼라: 조리대에 베이라 상자가 있었어요. 베넷 씨에게 말했죠.</w:t>
-      </w:r>
-      <w:r>
-        <w:t xml:space="preserve"> </w:t>
-      </w:r>
-      <w:r>
-        <w:t xml:space="preserve">‘</w:t>
-      </w:r>
-      <w:r>
-        <w:t xml:space="preserve">당신 이름이 저 상자에 있었어요.</w:t>
-      </w:r>
-      <w:r>
-        <w:t xml:space="preserve">’</w:t>
-      </w:r>
-      <w:r>
-        <w:t xml:space="preserve"> </w:t>
-      </w:r>
-      <w:r>
-        <w:t xml:space="preserve">오늘 저는 그 사람 뒤에, 그리고 제 딸 이야기를 영업에 쓴 사람 옆에 앉아 있어요.</w:t>
-      </w:r>
-    </w:p>
-    <w:p>
-      <w:pPr>
-        <w:numPr>
-          <w:ilvl w:val="0"/>
-          <w:numId w:val="1003"/>
-        </w:numPr>
+    </w:p>
+    <w:p>
+      <w:pPr>
+        <w:pStyle w:val="BodyText"/>
       </w:pPr>
       <w:r>
         <w:t xml:space="preserve">TOM: Mrs. Ramos, I’m sorry. I should have said that four years ago.</w:t>
       </w:r>
-      <w:r>
-        <w:t xml:space="preserve"> </w:t>
-      </w:r>
-      <w:r>
-        <w:t xml:space="preserve">톰: 라모스 부인, 죄송합니다. 4년 전에 했어야 했던 말입니다.</w:t>
-      </w:r>
-    </w:p>
-    <w:p>
-      <w:pPr>
-        <w:numPr>
-          <w:ilvl w:val="0"/>
-          <w:numId w:val="1003"/>
-        </w:numPr>
+    </w:p>
+    <w:p>
+      <w:pPr>
+        <w:pStyle w:val="BodyText"/>
       </w:pPr>
       <w:r>
         <w:t xml:space="preserve">CARLA: Yes, you should have. But you said it today, on the record. Destiny asked me to tell the committee she’s in nursing school now. She wants to be the person who knows what to do in the worst minute.</w:t>
       </w:r>
-      <w:r>
-        <w:t xml:space="preserve"> </w:t>
-      </w:r>
-      <w:r>
-        <w:t xml:space="preserve">칼라: 네, 그랬어야죠. 하지만 오늘, 기록에 남게 말했어요. 데스티니가 위원회에 전해 달래요. 지금 간호학과에 다닌다고. 최악의 1분에 뭘 해야 하는지 아는 사람이 되고 싶대요.</w:t>
-      </w:r>
-    </w:p>
-    <w:p>
-      <w:pPr>
-        <w:numPr>
-          <w:ilvl w:val="0"/>
-          <w:numId w:val="1003"/>
-        </w:numPr>
+    </w:p>
+    <w:p>
+      <w:pPr>
+        <w:pStyle w:val="BodyText"/>
       </w:pPr>
       <w:r>
         <w:t xml:space="preserve">NOAH: You were right to say it at the hospital, Mrs. Ramos. You still are.</w:t>
       </w:r>
-      <w:r>
-        <w:t xml:space="preserve"> </w:t>
-      </w:r>
-      <w:r>
-        <w:t xml:space="preserve">노아: 병원에서 그렇게 말씀하신 게 맞았어요, 라모스 부인. 지금도 그렇고요.</w:t>
-      </w:r>
-    </w:p>
-    <w:p>
-      <w:pPr>
-        <w:numPr>
-          <w:ilvl w:val="0"/>
-          <w:numId w:val="1003"/>
-        </w:numPr>
+    </w:p>
+    <w:p>
+      <w:pPr>
+        <w:pStyle w:val="BodyText"/>
       </w:pPr>
       <w:r>
         <w:t xml:space="preserve">ELENA: …Thank you, Mrs. Ramos. Please tell her she can call me. Any time.</w:t>
       </w:r>
-      <w:r>
-        <w:t xml:space="preserve"> </w:t>
-      </w:r>
-      <w:r>
-        <w:t xml:space="preserve">엘레나: …감사합니다, 라모스 부인. 언제든 저에게 연락해도 된다고 전해 주세요.</w:t>
-      </w:r>
-    </w:p>
-    <w:p>
-      <w:pPr>
-        <w:numPr>
-          <w:ilvl w:val="0"/>
-          <w:numId w:val="1003"/>
-        </w:numPr>
+    </w:p>
+    <w:p>
+      <w:pPr>
+        <w:pStyle w:val="BodyText"/>
       </w:pPr>
       <w:r>
         <w:t xml:space="preserve">GARZA: Thank you, Mrs. Ramos. Members, questions? Representative Hollis.</w:t>
       </w:r>
-      <w:r>
-        <w:t xml:space="preserve"> </w:t>
-      </w:r>
-      <w:r>
-        <w:t xml:space="preserve">가르자: 감사합니다, 라모스 부인. 위원 여러분, 질문 있나요? 홀리스 의원.</w:t>
-      </w:r>
-    </w:p>
-    <w:p>
-      <w:pPr>
-        <w:numPr>
-          <w:ilvl w:val="0"/>
-          <w:numId w:val="1003"/>
-        </w:numPr>
+    </w:p>
+    <w:p>
+      <w:pPr>
+        <w:pStyle w:val="BodyText"/>
       </w:pPr>
       <w:r>
         <w:t xml:space="preserve">HOLLIS: Mr. Bennett, I’m moved. But I protect small businesses too. Ms. Dunn has fourteen employees. What happens to them?</w:t>
       </w:r>
-      <w:r>
-        <w:t xml:space="preserve"> </w:t>
-      </w:r>
-      <w:r>
-        <w:t xml:space="preserve">홀리스: 베넷 씨, 감동받았어요. 하지만 나는 소상공인도 보호해요. 던 씨에겐 직원이 14명 있어요. 그들은 어떻게 되나요?</w:t>
-      </w:r>
-    </w:p>
-    <w:p>
-      <w:pPr>
-        <w:numPr>
-          <w:ilvl w:val="0"/>
-          <w:numId w:val="1003"/>
-        </w:numPr>
+    </w:p>
+    <w:p>
+      <w:pPr>
+        <w:pStyle w:val="BodyText"/>
       </w:pPr>
       <w:r>
         <w:t xml:space="preserve">NOAH: May I propose something, Representative? Not as a CEO. As someone who wants this bill to work.</w:t>
       </w:r>
-      <w:r>
-        <w:t xml:space="preserve"> </w:t>
-      </w:r>
-      <w:r>
-        <w:t xml:space="preserve">노아: 제안해도 될까요, 의원님? CEO로서가 아니라. 이 법안이 작동하길 바라는 사람으로서.</w:t>
-      </w:r>
-    </w:p>
-    <w:p>
-      <w:pPr>
-        <w:numPr>
-          <w:ilvl w:val="0"/>
-          <w:numId w:val="1003"/>
-        </w:numPr>
+    </w:p>
+    <w:p>
+      <w:pPr>
+        <w:pStyle w:val="BodyText"/>
       </w:pPr>
       <w:r>
         <w:t xml:space="preserve">HOLLIS: Go on.</w:t>
       </w:r>
-      <w:r>
-        <w:t xml:space="preserve"> </w:t>
-      </w:r>
-      <w:r>
-        <w:t xml:space="preserve">홀리스: 하세요.</w:t>
-      </w:r>
-    </w:p>
-    <w:p>
-      <w:pPr>
-        <w:numPr>
-          <w:ilvl w:val="0"/>
-          <w:numId w:val="1003"/>
-        </w:numPr>
+    </w:p>
+    <w:p>
+      <w:pPr>
+        <w:pStyle w:val="BodyText"/>
       </w:pPr>
       <w:r>
         <w:t xml:space="preserve">NOAH: Two amendments. First, a twelve-month transition period, so existing medspas can adjust. Second, allow registered nurses to inject under the delegation of a supervising physician who is on site. Ms. Dunn’s injectors could train as nurses, or work under a doctor, instead of losing their jobs. Veyra would fund training scholarships for the first two hundred.</w:t>
       </w:r>
-      <w:r>
-        <w:t xml:space="preserve"> </w:t>
-      </w:r>
-      <w:r>
-        <w:t xml:space="preserve">노아: 수정안 두 가지입니다. 첫째, 기존 메드스파가 적응할 수 있도록 12개월 전환 기간. 둘째, 현장에 있는 감독 의사의 위임하에 등록 간호사의 시술 허용. 던 씨의 시술자들은 일자리를 잃는 대신 간호사 교육을 받거나 의사 밑에서 일할 수 있습니다. 베이라가 처음 200명의 교육 장학금을 지원하겠습니다.</w:t>
-      </w:r>
-    </w:p>
-    <w:p>
-      <w:pPr>
-        <w:numPr>
-          <w:ilvl w:val="0"/>
-          <w:numId w:val="1003"/>
-        </w:numPr>
+    </w:p>
+    <w:p>
+      <w:pPr>
+        <w:pStyle w:val="BodyText"/>
       </w:pPr>
       <w:r>
         <w:t xml:space="preserve">HOLLIS: Scholarships. From the company that benefits.</w:t>
       </w:r>
-      <w:r>
-        <w:t xml:space="preserve"> </w:t>
-      </w:r>
-      <w:r>
-        <w:t xml:space="preserve">홀리스: 장학금. 이득을 보는 회사에서.</w:t>
-      </w:r>
-    </w:p>
-    <w:p>
-      <w:pPr>
-        <w:numPr>
-          <w:ilvl w:val="0"/>
-          <w:numId w:val="1003"/>
-        </w:numPr>
+    </w:p>
+    <w:p>
+      <w:pPr>
+        <w:pStyle w:val="BodyText"/>
       </w:pPr>
       <w:r>
         <w:t xml:space="preserve">NOAH: Run by the coalition, not us. Dr. Ruiz chairs it. Mr. Brennan advises. Neither works for me here.</w:t>
       </w:r>
-      <w:r>
-        <w:t xml:space="preserve"> </w:t>
-      </w:r>
-      <w:r>
-        <w:t xml:space="preserve">노아: 우리가 아니라 연합이 운영해요. 루이즈 박사가 의장이고. 브레넌 씨가 자문하고요. 이 일에서 둘 다 저를 위해 일하지 않아요.</w:t>
-      </w:r>
-    </w:p>
-    <w:p>
-      <w:pPr>
-        <w:numPr>
-          <w:ilvl w:val="0"/>
-          <w:numId w:val="1003"/>
-        </w:numPr>
+    </w:p>
+    <w:p>
+      <w:pPr>
+        <w:pStyle w:val="BodyText"/>
       </w:pPr>
       <w:r>
         <w:t xml:space="preserve">ELENA: I work for patients on this. Noah knows the difference.</w:t>
       </w:r>
-      <w:r>
-        <w:t xml:space="preserve"> </w:t>
-      </w:r>
-      <w:r>
-        <w:t xml:space="preserve">엘레나: 이 일에서 나는 환자를 위해 일해요. 노아도 그 차이를 알고요.</w:t>
-      </w:r>
-    </w:p>
-    <w:p>
-      <w:pPr>
-        <w:numPr>
-          <w:ilvl w:val="0"/>
-          <w:numId w:val="1003"/>
-        </w:numPr>
+    </w:p>
+    <w:p>
+      <w:pPr>
+        <w:pStyle w:val="BodyText"/>
       </w:pPr>
       <w:r>
         <w:t xml:space="preserve">CRYSTAL: Could my people really train as nurses? Some of them have tried. It’s expensive.</w:t>
       </w:r>
-      <w:r>
-        <w:t xml:space="preserve"> </w:t>
-      </w:r>
-      <w:r>
-        <w:t xml:space="preserve">크리스털: 우리 직원들이 정말 간호사 교육을 받을 수 있을까요? 몇 명은 시도했었어요. 비싸서요.</w:t>
-      </w:r>
-    </w:p>
-    <w:p>
-      <w:pPr>
-        <w:numPr>
-          <w:ilvl w:val="0"/>
-          <w:numId w:val="1003"/>
-        </w:numPr>
+    </w:p>
+    <w:p>
+      <w:pPr>
+        <w:pStyle w:val="BodyText"/>
       </w:pPr>
       <w:r>
         <w:t xml:space="preserve">ELENA: That’s what the scholarship is for. And while they train, they can work under a doctor. Not lose their jobs.</w:t>
       </w:r>
-      <w:r>
-        <w:t xml:space="preserve"> </w:t>
-      </w:r>
-      <w:r>
-        <w:t xml:space="preserve">엘레나: 그래서 장학금이 있는 거예요. 그리고 교육받는 동안 의사 밑에서 일할 수 있어요. 일자리를 잃지 않고요.</w:t>
-      </w:r>
-    </w:p>
-    <w:p>
-      <w:pPr>
-        <w:numPr>
-          <w:ilvl w:val="0"/>
-          <w:numId w:val="1003"/>
-        </w:numPr>
+    </w:p>
+    <w:p>
+      <w:pPr>
+        <w:pStyle w:val="BodyText"/>
       </w:pPr>
       <w:r>
         <w:t xml:space="preserve">CRYSTAL: …Then I’d want to see that in writing. But I’d want to see it.</w:t>
       </w:r>
-      <w:r>
-        <w:t xml:space="preserve"> </w:t>
-      </w:r>
-      <w:r>
-        <w:t xml:space="preserve">크리스털: …그럼 서면으로 보고 싶어요. 하지만 보고 싶긴 해요.</w:t>
-      </w:r>
-    </w:p>
-    <w:p>
-      <w:pPr>
-        <w:numPr>
-          <w:ilvl w:val="0"/>
-          <w:numId w:val="1003"/>
-        </w:numPr>
+    </w:p>
+    <w:p>
+      <w:pPr>
+        <w:pStyle w:val="BodyText"/>
       </w:pPr>
       <w:r>
         <w:t xml:space="preserve">HOLLIS: Mr. Lawson. Castellan sells to medspas. Would Castellan support tracing every syringe to the injector?</w:t>
       </w:r>
-      <w:r>
-        <w:t xml:space="preserve"> </w:t>
-      </w:r>
-      <w:r>
-        <w:t xml:space="preserve">홀리스: 로슨 씨. 캐슬런은 메드스파에 팔죠. 캐슬런은 모든 주사기를 시술자까지 추적하는 걸 지지하나요?</w:t>
-      </w:r>
-    </w:p>
-    <w:p>
-      <w:pPr>
-        <w:numPr>
-          <w:ilvl w:val="0"/>
-          <w:numId w:val="1003"/>
-        </w:numPr>
+    </w:p>
+    <w:p>
+      <w:pPr>
+        <w:pStyle w:val="BodyText"/>
       </w:pPr>
       <w:r>
         <w:t xml:space="preserve">LAWSON: We’d need to study that, Representative.</w:t>
       </w:r>
-      <w:r>
-        <w:t xml:space="preserve"> </w:t>
-      </w:r>
-      <w:r>
-        <w:t xml:space="preserve">로슨: 검토가 필요합니다, 의원님.</w:t>
-      </w:r>
-    </w:p>
-    <w:p>
-      <w:pPr>
-        <w:numPr>
-          <w:ilvl w:val="0"/>
-          <w:numId w:val="1003"/>
-        </w:numPr>
+    </w:p>
+    <w:p>
+      <w:pPr>
+        <w:pStyle w:val="BodyText"/>
       </w:pPr>
       <w:r>
         <w:t xml:space="preserve">GARZA: Let the record show Castellan would need to study it.</w:t>
       </w:r>
-      <w:r>
-        <w:t xml:space="preserve"> </w:t>
-      </w:r>
-      <w:r>
-        <w:t xml:space="preserve">가르자: 캐슬런은 검토가 필요하다고 기록하겠습니다.</w:t>
-      </w:r>
-    </w:p>
-    <w:p>
-      <w:pPr>
-        <w:numPr>
-          <w:ilvl w:val="0"/>
-          <w:numId w:val="1003"/>
-        </w:numPr>
+    </w:p>
+    <w:p>
+      <w:pPr>
+        <w:pStyle w:val="BodyText"/>
       </w:pPr>
       <w:r>
         <w:t xml:space="preserve">HOLLIS: Mr. Bennett, Veyra already does it?</w:t>
       </w:r>
-      <w:r>
-        <w:t xml:space="preserve"> </w:t>
-      </w:r>
-      <w:r>
-        <w:t xml:space="preserve">홀리스: 베넷 씨, 베이라는 이미 하고 있나요?</w:t>
-      </w:r>
-    </w:p>
-    <w:p>
-      <w:pPr>
-        <w:numPr>
-          <w:ilvl w:val="0"/>
-          <w:numId w:val="1003"/>
-        </w:numPr>
+    </w:p>
+    <w:p>
+      <w:pPr>
+        <w:pStyle w:val="BodyText"/>
       </w:pPr>
       <w:r>
         <w:t xml:space="preserve">NOAH: Every syringe, every injector, two seconds per scan. Our UK manager calls it a choice, not an expense.</w:t>
       </w:r>
-      <w:r>
-        <w:t xml:space="preserve"> </w:t>
-      </w:r>
-      <w:r>
-        <w:t xml:space="preserve">노아: 모든 주사기, 모든 시술자, 스캔당 2초. 우리 영국 지사장은 그걸 비용이 아니라 선택이라고 해요.</w:t>
-      </w:r>
-    </w:p>
-    <w:p>
-      <w:pPr>
-        <w:numPr>
-          <w:ilvl w:val="0"/>
-          <w:numId w:val="1003"/>
-        </w:numPr>
+    </w:p>
+    <w:p>
+      <w:pPr>
+        <w:pStyle w:val="BodyText"/>
       </w:pPr>
       <w:r>
         <w:t xml:space="preserve">HOLLIS: Then I’ll say something I don’t say often. I’ve been against this bill since it was filed. With the transition period, the nurse delegation, and the scholarships, I can support it.</w:t>
       </w:r>
-      <w:r>
-        <w:t xml:space="preserve"> </w:t>
-      </w:r>
-      <w:r>
-        <w:t xml:space="preserve">홀리스: 그럼 내가 자주 하지 않는 말을 하죠. 이 법안이 제출된 이후 쭉 반대했어요. 전환 기간, 간호사 위임, 장학금이 있다면 지지할 수 있어요.</w:t>
-      </w:r>
-    </w:p>
-    <w:p>
-      <w:pPr>
-        <w:numPr>
-          <w:ilvl w:val="0"/>
-          <w:numId w:val="1003"/>
-        </w:numPr>
+    </w:p>
+    <w:p>
+      <w:pPr>
+        <w:pStyle w:val="BodyText"/>
       </w:pPr>
       <w:r>
         <w:t xml:space="preserve">GARZA: Representative Hollis, that’s a first.</w:t>
       </w:r>
-      <w:r>
-        <w:t xml:space="preserve"> </w:t>
-      </w:r>
-      <w:r>
-        <w:t xml:space="preserve">가르자: 홀리스 의원님, 처음이네요.</w:t>
-      </w:r>
-    </w:p>
-    <w:p>
-      <w:pPr>
-        <w:numPr>
-          <w:ilvl w:val="0"/>
-          <w:numId w:val="1003"/>
-        </w:numPr>
+    </w:p>
+    <w:p>
+      <w:pPr>
+        <w:pStyle w:val="BodyText"/>
       </w:pPr>
       <w:r>
         <w:t xml:space="preserve">HOLLIS: Don’t get used to it, Madam Chair.</w:t>
       </w:r>
-      <w:r>
-        <w:t xml:space="preserve"> </w:t>
-      </w:r>
-      <w:r>
-        <w:t xml:space="preserve">홀리스: 익숙해지지 마세요, 위원장님.</w:t>
-      </w:r>
-    </w:p>
-    <w:p>
-      <w:pPr>
-        <w:numPr>
-          <w:ilvl w:val="0"/>
-          <w:numId w:val="1003"/>
-        </w:numPr>
+    </w:p>
+    <w:p>
+      <w:pPr>
+        <w:pStyle w:val="BodyText"/>
       </w:pPr>
       <w:r>
         <w:t xml:space="preserve">GARZA: Mr. Bennett, Mr. Brennan, anything to add before we close testimony?</w:t>
       </w:r>
-      <w:r>
-        <w:t xml:space="preserve"> </w:t>
-      </w:r>
-      <w:r>
-        <w:t xml:space="preserve">가르자: 베넷 씨, 브레넌 씨, 증언을 마치기 전에 덧붙일 말 있나요?</w:t>
-      </w:r>
-    </w:p>
-    <w:p>
-      <w:pPr>
-        <w:numPr>
-          <w:ilvl w:val="0"/>
-          <w:numId w:val="1003"/>
-        </w:numPr>
+    </w:p>
+    <w:p>
+      <w:pPr>
+        <w:pStyle w:val="BodyText"/>
       </w:pPr>
       <w:r>
         <w:t xml:space="preserve">TOM: Only that I agree with Representative Hollis’s amendments. Which I think are Mr. Bennett’s.</w:t>
       </w:r>
-      <w:r>
-        <w:t xml:space="preserve"> </w:t>
-      </w:r>
-      <w:r>
-        <w:t xml:space="preserve">톰: 홀리스 의원님의 수정안에 동의한다는 것만요. 제 생각엔 베넷 씨 것이지만.</w:t>
-      </w:r>
-    </w:p>
-    <w:p>
-      <w:pPr>
-        <w:numPr>
-          <w:ilvl w:val="0"/>
-          <w:numId w:val="1003"/>
-        </w:numPr>
+    </w:p>
+    <w:p>
+      <w:pPr>
+        <w:pStyle w:val="BodyText"/>
       </w:pPr>
       <w:r>
         <w:t xml:space="preserve">NOAH: They’re the committee’s now. That’s how it should be.</w:t>
-      </w:r>
-      <w:r>
-        <w:t xml:space="preserve"> </w:t>
-      </w:r>
-      <w:r>
-        <w:t xml:space="preserve">노아: 이제 위원회 거예요. 그게 맞는 거죠.</w:t>
       </w:r>
     </w:p>
     <w:bookmarkEnd w:id="23"/>
@@ -2050,401 +1285,191 @@
     </w:p>
     <w:p>
       <w:pPr>
-        <w:numPr>
-          <w:ilvl w:val="0"/>
-          <w:numId w:val="1004"/>
-        </w:numPr>
+        <w:pStyle w:val="FirstParagraph"/>
       </w:pPr>
       <w:r>
         <w:t xml:space="preserve">GARZA: The committee has a substitute bill, including the two amendments. The clerk will call the roll.</w:t>
       </w:r>
-      <w:r>
-        <w:t xml:space="preserve"> </w:t>
-      </w:r>
-      <w:r>
-        <w:t xml:space="preserve">가르자: 위원회는 두 수정안을 포함한 대체 법안을 상정합니다. 서기가 표결을 호명하겠습니다.</w:t>
-      </w:r>
-    </w:p>
-    <w:p>
-      <w:pPr>
-        <w:numPr>
-          <w:ilvl w:val="0"/>
-          <w:numId w:val="1004"/>
-        </w:numPr>
+    </w:p>
+    <w:p>
+      <w:pPr>
+        <w:pStyle w:val="BodyText"/>
       </w:pPr>
       <w:r>
         <w:t xml:space="preserve">RUTH: Nine members. They need five.</w:t>
       </w:r>
-      <w:r>
-        <w:t xml:space="preserve"> </w:t>
-      </w:r>
-      <w:r>
-        <w:t xml:space="preserve">루스: 위원 아홉 명. 다섯 표가 필요해요.</w:t>
-      </w:r>
-    </w:p>
-    <w:p>
-      <w:pPr>
-        <w:numPr>
-          <w:ilvl w:val="0"/>
-          <w:numId w:val="1004"/>
-        </w:numPr>
+    </w:p>
+    <w:p>
+      <w:pPr>
+        <w:pStyle w:val="BodyText"/>
       </w:pPr>
       <w:r>
         <w:t xml:space="preserve">DIANE: Don’t count out loud, Ruth. It’s bad luck. And it’s on camera.</w:t>
       </w:r>
-      <w:r>
-        <w:t xml:space="preserve"> </w:t>
-      </w:r>
-      <w:r>
-        <w:t xml:space="preserve">다이앤: 소리 내서 세지 마요, 루스. 부정 타요. 그리고 카메라에 찍혀요.</w:t>
-      </w:r>
-    </w:p>
-    <w:p>
-      <w:pPr>
-        <w:numPr>
-          <w:ilvl w:val="0"/>
-          <w:numId w:val="1004"/>
-        </w:numPr>
+    </w:p>
+    <w:p>
+      <w:pPr>
+        <w:pStyle w:val="BodyText"/>
       </w:pPr>
       <w:r>
         <w:t xml:space="preserve">GARZA: Chair votes aye. Representative Hollis?</w:t>
       </w:r>
-      <w:r>
-        <w:t xml:space="preserve"> </w:t>
-      </w:r>
-      <w:r>
-        <w:t xml:space="preserve">가르자: 위원장 찬성. 홀리스 의원?</w:t>
-      </w:r>
-    </w:p>
-    <w:p>
-      <w:pPr>
-        <w:numPr>
-          <w:ilvl w:val="0"/>
-          <w:numId w:val="1004"/>
-        </w:numPr>
+    </w:p>
+    <w:p>
+      <w:pPr>
+        <w:pStyle w:val="BodyText"/>
       </w:pPr>
       <w:r>
         <w:t xml:space="preserve">HOLLIS: Aye.</w:t>
       </w:r>
-      <w:r>
-        <w:t xml:space="preserve"> </w:t>
-      </w:r>
-      <w:r>
-        <w:t xml:space="preserve">홀리스: 찬성.</w:t>
-      </w:r>
-    </w:p>
-    <w:p>
-      <w:pPr>
-        <w:numPr>
-          <w:ilvl w:val="0"/>
-          <w:numId w:val="1004"/>
-        </w:numPr>
+    </w:p>
+    <w:p>
+      <w:pPr>
+        <w:pStyle w:val="BodyText"/>
       </w:pPr>
       <w:r>
         <w:t xml:space="preserve">RUTH: Five. Six. Seven.</w:t>
       </w:r>
-      <w:r>
-        <w:t xml:space="preserve"> </w:t>
-      </w:r>
-      <w:r>
-        <w:t xml:space="preserve">루스: 다섯. 여섯. 일곱.</w:t>
-      </w:r>
-    </w:p>
-    <w:p>
-      <w:pPr>
-        <w:numPr>
-          <w:ilvl w:val="0"/>
-          <w:numId w:val="1004"/>
-        </w:numPr>
+    </w:p>
+    <w:p>
+      <w:pPr>
+        <w:pStyle w:val="BodyText"/>
       </w:pPr>
       <w:r>
         <w:t xml:space="preserve">DIANE: Ruth.</w:t>
       </w:r>
-      <w:r>
-        <w:t xml:space="preserve"> </w:t>
-      </w:r>
-      <w:r>
-        <w:t xml:space="preserve">다이앤: 루스.</w:t>
-      </w:r>
-    </w:p>
-    <w:p>
-      <w:pPr>
-        <w:numPr>
-          <w:ilvl w:val="0"/>
-          <w:numId w:val="1004"/>
-        </w:numPr>
+    </w:p>
+    <w:p>
+      <w:pPr>
+        <w:pStyle w:val="BodyText"/>
       </w:pPr>
       <w:r>
         <w:t xml:space="preserve">GARZA: Nine members present. Seven ayes, two nays. The substitute bill is reported favorably to the full House.</w:t>
       </w:r>
-      <w:r>
-        <w:t xml:space="preserve"> </w:t>
-      </w:r>
-      <w:r>
-        <w:t xml:space="preserve">가르자: 출석 위원 아홉 명. 찬성 일곱, 반대 둘. 대체 법안은 본회의에 가결 보고됩니다.</w:t>
-      </w:r>
-    </w:p>
-    <w:p>
-      <w:pPr>
-        <w:numPr>
-          <w:ilvl w:val="0"/>
-          <w:numId w:val="1004"/>
-        </w:numPr>
+    </w:p>
+    <w:p>
+      <w:pPr>
+        <w:pStyle w:val="BodyText"/>
       </w:pPr>
       <w:r>
         <w:t xml:space="preserve">RUTH: Seven to two. Both parties voted yes.</w:t>
       </w:r>
-      <w:r>
-        <w:t xml:space="preserve"> </w:t>
-      </w:r>
-      <w:r>
-        <w:t xml:space="preserve">루스: 7 대 2. 양당이 다 찬성했어요.</w:t>
-      </w:r>
-    </w:p>
-    <w:p>
-      <w:pPr>
-        <w:numPr>
-          <w:ilvl w:val="0"/>
-          <w:numId w:val="1004"/>
-        </w:numPr>
+    </w:p>
+    <w:p>
+      <w:pPr>
+        <w:pStyle w:val="BodyText"/>
       </w:pPr>
       <w:r>
         <w:t xml:space="preserve">ELENA: Bipartisan. In Texas. On a filler bill.</w:t>
       </w:r>
-      <w:r>
-        <w:t xml:space="preserve"> </w:t>
-      </w:r>
-      <w:r>
-        <w:t xml:space="preserve">엘레나: 초당적. 텍사스에서. 필러 법안으로.</w:t>
-      </w:r>
-    </w:p>
-    <w:p>
-      <w:pPr>
-        <w:numPr>
-          <w:ilvl w:val="0"/>
-          <w:numId w:val="1004"/>
-        </w:numPr>
+    </w:p>
+    <w:p>
+      <w:pPr>
+        <w:pStyle w:val="BodyText"/>
       </w:pPr>
       <w:r>
         <w:t xml:space="preserve">GARZA: Mr. Bennett. Mr. Brennan. In twenty years, I’ve rarely seen two competitors testify together. I hope the industry is watching.</w:t>
       </w:r>
-      <w:r>
-        <w:t xml:space="preserve"> </w:t>
-      </w:r>
-      <w:r>
-        <w:t xml:space="preserve">가르자: 베넷 씨. 브레넌 씨. 20년 동안 경쟁자 둘이 함께 증언하는 건 거의 못 봤어요. 업계가 지켜보고 있길 바라요.</w:t>
-      </w:r>
-    </w:p>
-    <w:p>
-      <w:pPr>
-        <w:numPr>
-          <w:ilvl w:val="0"/>
-          <w:numId w:val="1004"/>
-        </w:numPr>
+    </w:p>
+    <w:p>
+      <w:pPr>
+        <w:pStyle w:val="BodyText"/>
       </w:pPr>
       <w:r>
         <w:t xml:space="preserve">NOAH: Thank you, Madam Chair. So do we.</w:t>
       </w:r>
-      <w:r>
-        <w:t xml:space="preserve"> </w:t>
-      </w:r>
-      <w:r>
-        <w:t xml:space="preserve">노아: 감사합니다, 위원장님. 저희도요.</w:t>
-      </w:r>
-    </w:p>
-    <w:p>
-      <w:pPr>
-        <w:numPr>
-          <w:ilvl w:val="0"/>
-          <w:numId w:val="1004"/>
-        </w:numPr>
+    </w:p>
+    <w:p>
+      <w:pPr>
+        <w:pStyle w:val="BodyText"/>
       </w:pPr>
       <w:r>
         <w:t xml:space="preserve">LAWSON: Mr. Brennan, a word?</w:t>
       </w:r>
-      <w:r>
-        <w:t xml:space="preserve"> </w:t>
-      </w:r>
-      <w:r>
-        <w:t xml:space="preserve">로슨: 브레넌 씨, 잠깐 얘기할까요?</w:t>
-      </w:r>
-    </w:p>
-    <w:p>
-      <w:pPr>
-        <w:numPr>
-          <w:ilvl w:val="0"/>
-          <w:numId w:val="1004"/>
-        </w:numPr>
+    </w:p>
+    <w:p>
+      <w:pPr>
+        <w:pStyle w:val="BodyText"/>
       </w:pPr>
       <w:r>
         <w:t xml:space="preserve">TOM: Public or private, Brett?</w:t>
       </w:r>
-      <w:r>
-        <w:t xml:space="preserve"> </w:t>
-      </w:r>
-      <w:r>
-        <w:t xml:space="preserve">톰: 공개야, 비공개야, 브렛?</w:t>
-      </w:r>
-    </w:p>
-    <w:p>
-      <w:pPr>
-        <w:numPr>
-          <w:ilvl w:val="0"/>
-          <w:numId w:val="1004"/>
-        </w:numPr>
+    </w:p>
+    <w:p>
+      <w:pPr>
+        <w:pStyle w:val="BodyText"/>
       </w:pPr>
       <w:r>
         <w:t xml:space="preserve">LAWSON: Private.</w:t>
       </w:r>
-      <w:r>
-        <w:t xml:space="preserve"> </w:t>
-      </w:r>
-      <w:r>
-        <w:t xml:space="preserve">로슨: 비공개.</w:t>
-      </w:r>
-    </w:p>
-    <w:p>
-      <w:pPr>
-        <w:numPr>
-          <w:ilvl w:val="0"/>
-          <w:numId w:val="1004"/>
-        </w:numPr>
+    </w:p>
+    <w:p>
+      <w:pPr>
+        <w:pStyle w:val="BodyText"/>
       </w:pPr>
       <w:r>
         <w:t xml:space="preserve">TOM: Then no. What I say about Castellan is public now. You taught me that, by video.</w:t>
       </w:r>
-      <w:r>
-        <w:t xml:space="preserve"> </w:t>
-      </w:r>
-      <w:r>
-        <w:t xml:space="preserve">톰: 그럼 안 돼. 이제 캐슬런에 대해 내가 하는 말은 공개야. 화상으로 너희가 가르쳐 줬지.</w:t>
-      </w:r>
-    </w:p>
-    <w:p>
-      <w:pPr>
-        <w:numPr>
-          <w:ilvl w:val="0"/>
-          <w:numId w:val="1004"/>
-        </w:numPr>
+    </w:p>
+    <w:p>
+      <w:pPr>
+        <w:pStyle w:val="BodyText"/>
       </w:pPr>
       <w:r>
         <w:t xml:space="preserve">LAWSON: That wasn’t me.</w:t>
       </w:r>
-      <w:r>
-        <w:t xml:space="preserve"> </w:t>
-      </w:r>
-      <w:r>
-        <w:t xml:space="preserve">로슨: 그건 내가 아니었어요.</w:t>
-      </w:r>
-    </w:p>
-    <w:p>
-      <w:pPr>
-        <w:numPr>
-          <w:ilvl w:val="0"/>
-          <w:numId w:val="1004"/>
-        </w:numPr>
+    </w:p>
+    <w:p>
+      <w:pPr>
+        <w:pStyle w:val="BodyText"/>
       </w:pPr>
       <w:r>
         <w:t xml:space="preserve">TOM: It was your company. Nothing personal, Brett.</w:t>
       </w:r>
-      <w:r>
-        <w:t xml:space="preserve"> </w:t>
-      </w:r>
-      <w:r>
-        <w:t xml:space="preserve">톰: 너희 회사였지. 개인 감정은 없어, 브렛.</w:t>
-      </w:r>
-    </w:p>
-    <w:p>
-      <w:pPr>
-        <w:numPr>
-          <w:ilvl w:val="0"/>
-          <w:numId w:val="1004"/>
-        </w:numPr>
+    </w:p>
+    <w:p>
+      <w:pPr>
+        <w:pStyle w:val="BodyText"/>
       </w:pPr>
       <w:r>
         <w:t xml:space="preserve">DIANE: Tom. On the record, that was perfect. Off the record, please stop.</w:t>
       </w:r>
-      <w:r>
-        <w:t xml:space="preserve"> </w:t>
-      </w:r>
-      <w:r>
-        <w:t xml:space="preserve">다이앤: 톰. 기록상으론 완벽했어요. 비공식적으로는, 제발 그만해요.</w:t>
-      </w:r>
-    </w:p>
-    <w:p>
-      <w:pPr>
-        <w:numPr>
-          <w:ilvl w:val="0"/>
-          <w:numId w:val="1004"/>
-        </w:numPr>
+    </w:p>
+    <w:p>
+      <w:pPr>
+        <w:pStyle w:val="BodyText"/>
       </w:pPr>
       <w:r>
         <w:t xml:space="preserve">CRYSTAL: Mr. Bennett? Dr. Ruiz? Can I talk to you about the scholarships? My injectors are in the hallway.</w:t>
       </w:r>
-      <w:r>
-        <w:t xml:space="preserve"> </w:t>
-      </w:r>
-      <w:r>
-        <w:t xml:space="preserve">크리스털: 베넷 씨? 루이즈 박사님? 장학금 얘기 좀 할 수 있을까요? 우리 시술자들이 복도에 있어요.</w:t>
-      </w:r>
-    </w:p>
-    <w:p>
-      <w:pPr>
-        <w:numPr>
-          <w:ilvl w:val="0"/>
-          <w:numId w:val="1004"/>
-        </w:numPr>
+    </w:p>
+    <w:p>
+      <w:pPr>
+        <w:pStyle w:val="BodyText"/>
       </w:pPr>
       <w:r>
         <w:t xml:space="preserve">ELENA: Bring them in. All fourteen. I’ll start with the worst minute.</w:t>
       </w:r>
-      <w:r>
-        <w:t xml:space="preserve"> </w:t>
-      </w:r>
-      <w:r>
-        <w:t xml:space="preserve">엘레나: 데려와요. 열네 명 전부. 최악의 1분부터 시작할게요.</w:t>
-      </w:r>
-    </w:p>
-    <w:p>
-      <w:pPr>
-        <w:numPr>
-          <w:ilvl w:val="0"/>
-          <w:numId w:val="1004"/>
-        </w:numPr>
+    </w:p>
+    <w:p>
+      <w:pPr>
+        <w:pStyle w:val="BodyText"/>
       </w:pPr>
       <w:r>
         <w:t xml:space="preserve">CRYSTAL: I came here to fight you. I’m not sure what happened.</w:t>
       </w:r>
-      <w:r>
-        <w:t xml:space="preserve"> </w:t>
-      </w:r>
-      <w:r>
-        <w:t xml:space="preserve">크리스털: 당신들이랑 싸우러 왔는데. 무슨 일이 일어난 건지 모르겠네요.</w:t>
-      </w:r>
-    </w:p>
-    <w:p>
-      <w:pPr>
-        <w:numPr>
-          <w:ilvl w:val="0"/>
-          <w:numId w:val="1004"/>
-        </w:numPr>
+    </w:p>
+    <w:p>
+      <w:pPr>
+        <w:pStyle w:val="BodyText"/>
       </w:pPr>
       <w:r>
         <w:t xml:space="preserve">NOAH: You protected your people. That’s what happened. You just found a better way to do it.</w:t>
       </w:r>
-      <w:r>
-        <w:t xml:space="preserve"> </w:t>
-      </w:r>
-      <w:r>
-        <w:t xml:space="preserve">노아: 직원들을 지켰잖아요. 그게 일어난 일이에요. 더 나은 방법을 찾았을 뿐이죠.</w:t>
-      </w:r>
-    </w:p>
-    <w:p>
-      <w:pPr>
-        <w:numPr>
-          <w:ilvl w:val="0"/>
-          <w:numId w:val="1004"/>
-        </w:numPr>
+    </w:p>
+    <w:p>
+      <w:pPr>
+        <w:pStyle w:val="BodyText"/>
       </w:pPr>
       <w:r>
         <w:t xml:space="preserve">CARLA: Mr. Brennan, Destiny sent this. Her student ID.</w:t>
@@ -2461,40 +1486,13 @@
       <w:r>
         <w:t xml:space="preserve">’</w:t>
       </w:r>
-      <w:r>
-        <w:t xml:space="preserve"> </w:t>
-      </w:r>
-      <w:r>
-        <w:t xml:space="preserve">칼라: 브레넌 씨, 데스티니가 이걸 보냈어요. 학생증이에요.</w:t>
-      </w:r>
-      <w:r>
-        <w:t xml:space="preserve"> </w:t>
-      </w:r>
-      <w:r>
-        <w:t xml:space="preserve">‘</w:t>
-      </w:r>
-      <w:r>
-        <w:t xml:space="preserve">오래 남는 결과가 어떤 건지 보여 줘.</w:t>
-      </w:r>
-      <w:r>
-        <w:t xml:space="preserve">’</w:t>
-      </w:r>
-    </w:p>
-    <w:p>
-      <w:pPr>
-        <w:numPr>
-          <w:ilvl w:val="0"/>
-          <w:numId w:val="1004"/>
-        </w:numPr>
+    </w:p>
+    <w:p>
+      <w:pPr>
+        <w:pStyle w:val="BodyText"/>
       </w:pPr>
       <w:r>
         <w:t xml:space="preserve">TOM: …Thank you. Please tell her I’ll keep it with me.</w:t>
-      </w:r>
-      <w:r>
-        <w:t xml:space="preserve"> </w:t>
-      </w:r>
-      <w:r>
-        <w:t xml:space="preserve">톰: …고맙습니다. 늘 지니고 다니겠다고 전해 주세요.</w:t>
       </w:r>
     </w:p>
     <w:bookmarkEnd w:id="24"/>
@@ -2509,44 +1507,23 @@
     </w:p>
     <w:p>
       <w:pPr>
-        <w:numPr>
-          <w:ilvl w:val="0"/>
-          <w:numId w:val="1005"/>
-        </w:numPr>
+        <w:pStyle w:val="FirstParagraph"/>
       </w:pPr>
       <w:r>
         <w:t xml:space="preserve">RUTH: The joint statement is out. Two names, one paragraph. Both companies’ logos are absent. Your request.</w:t>
       </w:r>
-      <w:r>
-        <w:t xml:space="preserve"> </w:t>
-      </w:r>
-      <w:r>
-        <w:t xml:space="preserve">루스: 공동 성명 나갔어요. 이름 둘, 문단 하나. 두 회사 로고는 없어요. 요청하신 대로.</w:t>
-      </w:r>
-    </w:p>
-    <w:p>
-      <w:pPr>
-        <w:numPr>
-          <w:ilvl w:val="0"/>
-          <w:numId w:val="1005"/>
-        </w:numPr>
+    </w:p>
+    <w:p>
+      <w:pPr>
+        <w:pStyle w:val="BodyText"/>
       </w:pPr>
       <w:r>
         <w:t xml:space="preserve">NOAH: Read the last line.</w:t>
       </w:r>
-      <w:r>
-        <w:t xml:space="preserve"> </w:t>
-      </w:r>
-      <w:r>
-        <w:t xml:space="preserve">노아: 마지막 줄 읽어 줘요.</w:t>
-      </w:r>
-    </w:p>
-    <w:p>
-      <w:pPr>
-        <w:numPr>
-          <w:ilvl w:val="0"/>
-          <w:numId w:val="1005"/>
-        </w:numPr>
+    </w:p>
+    <w:p>
+      <w:pPr>
+        <w:pStyle w:val="BodyText"/>
       </w:pPr>
       <w:r>
         <w:t xml:space="preserve">RUTH:</w:t>
@@ -2563,11 +1540,93 @@
       <w:r>
         <w:t xml:space="preserve">”</w:t>
       </w:r>
-      <w:r>
-        <w:t xml:space="preserve"> </w:t>
-      </w:r>
-      <w:r>
-        <w:t xml:space="preserve">루스:</w:t>
+    </w:p>
+    <w:p>
+      <w:pPr>
+        <w:pStyle w:val="BodyText"/>
+      </w:pPr>
+      <w:r>
+        <w:t xml:space="preserve">TOM: You wrote that.</w:t>
+      </w:r>
+    </w:p>
+    <w:p>
+      <w:pPr>
+        <w:pStyle w:val="BodyText"/>
+      </w:pPr>
+      <w:r>
+        <w:t xml:space="preserve">NOAH: We wrote it. Last night, on a napkin at Rudy’s.</w:t>
+      </w:r>
+    </w:p>
+    <w:p>
+      <w:pPr>
+        <w:pStyle w:val="BodyText"/>
+      </w:pPr>
+      <w:r>
+        <w:t xml:space="preserve">ELENA: Tom.</w:t>
+      </w:r>
+    </w:p>
+    <w:p>
+      <w:pPr>
+        <w:pStyle w:val="BodyText"/>
+      </w:pPr>
+      <w:r>
+        <w:t xml:space="preserve">TOM: Dr. Ruiz.</w:t>
+      </w:r>
+    </w:p>
+    <w:p>
+      <w:pPr>
+        <w:pStyle w:val="BodyText"/>
+      </w:pPr>
+      <w:r>
+        <w:t xml:space="preserve">ELENA: Ten years ago, at a conference, you offered me your hand, and I refused it. I thought you were the reason women like Destiny got hurt. Today you said so yourself, in public, under your own name. That took more courage than I gave you credit for. So here’s my hand.</w:t>
+      </w:r>
+    </w:p>
+    <w:p>
+      <w:pPr>
+        <w:pStyle w:val="BodyText"/>
+      </w:pPr>
+      <w:r>
+        <w:t xml:space="preserve">TOM: …I’ll take it. Gratefully.</w:t>
+      </w:r>
+    </w:p>
+    <w:p>
+      <w:pPr>
+        <w:pStyle w:val="BodyText"/>
+      </w:pPr>
+      <w:r>
+        <w:t xml:space="preserve">NOAH: My phone. Claire.</w:t>
+      </w:r>
+    </w:p>
+    <w:p>
+      <w:pPr>
+        <w:pStyle w:val="BodyText"/>
+      </w:pPr>
+      <w:r>
+        <w:t xml:space="preserve">CLAIRE: You were good. Tom was better. The caterer needs a final count, and Marcus wants two rehearsals.</w:t>
+      </w:r>
+    </w:p>
+    <w:p>
+      <w:pPr>
+        <w:pStyle w:val="BodyText"/>
+      </w:pPr>
+      <w:r>
+        <w:t xml:space="preserve">NOAH: Twice. Tell him once. I’ve heard his jokes.</w:t>
+      </w:r>
+    </w:p>
+    <w:p>
+      <w:pPr>
+        <w:pStyle w:val="BodyText"/>
+      </w:pPr>
+      <w:r>
+        <w:t xml:space="preserve">CLAIRE: Three months, Noah. And two weeks of honeymoon with no phone. You promised.</w:t>
+      </w:r>
+    </w:p>
+    <w:p>
+      <w:pPr>
+        <w:pStyle w:val="BodyText"/>
+      </w:pPr>
+      <w:r>
+        <w:t xml:space="preserve">NOAH: I promised. Elena, while I’m gone, you’ll have full authority. Not</w:t>
       </w:r>
       <w:r>
         <w:t xml:space="preserve"> </w:t>
@@ -2576,247 +1635,24 @@
         <w:t xml:space="preserve">“</w:t>
       </w:r>
       <w:r>
-        <w:t xml:space="preserve">우리는 10년간 경쟁했다. 환자 안전에 관해서는, 애초에 경쟁자여서는 안 됐다.</w:t>
+        <w:t xml:space="preserve">call me if.</w:t>
       </w:r>
       <w:r>
         <w:t xml:space="preserve">”</w:t>
       </w:r>
-    </w:p>
-    <w:p>
-      <w:pPr>
-        <w:numPr>
-          <w:ilvl w:val="0"/>
-          <w:numId w:val="1005"/>
-        </w:numPr>
-      </w:pPr>
-      <w:r>
-        <w:t xml:space="preserve">TOM: You wrote that.</w:t>
-      </w:r>
-      <w:r>
-        <w:t xml:space="preserve"> </w:t>
-      </w:r>
-      <w:r>
-        <w:t xml:space="preserve">톰: 네가 썼군.</w:t>
-      </w:r>
-    </w:p>
-    <w:p>
-      <w:pPr>
-        <w:numPr>
-          <w:ilvl w:val="0"/>
-          <w:numId w:val="1005"/>
-        </w:numPr>
-      </w:pPr>
-      <w:r>
-        <w:t xml:space="preserve">NOAH: We wrote it. Last night, on a napkin at Rudy’s.</w:t>
-      </w:r>
-      <w:r>
-        <w:t xml:space="preserve"> </w:t>
-      </w:r>
-      <w:r>
-        <w:t xml:space="preserve">노아: 우리가 썼죠. 어젯밤, 루디네 냅킨에.</w:t>
-      </w:r>
-    </w:p>
-    <w:p>
-      <w:pPr>
-        <w:numPr>
-          <w:ilvl w:val="0"/>
-          <w:numId w:val="1005"/>
-        </w:numPr>
-      </w:pPr>
-      <w:r>
-        <w:t xml:space="preserve">ELENA: Tom.</w:t>
-      </w:r>
-      <w:r>
-        <w:t xml:space="preserve"> </w:t>
-      </w:r>
-      <w:r>
-        <w:t xml:space="preserve">엘레나: 톰.</w:t>
-      </w:r>
-    </w:p>
-    <w:p>
-      <w:pPr>
-        <w:numPr>
-          <w:ilvl w:val="0"/>
-          <w:numId w:val="1005"/>
-        </w:numPr>
-      </w:pPr>
-      <w:r>
-        <w:t xml:space="preserve">TOM: Dr. Ruiz.</w:t>
-      </w:r>
-      <w:r>
-        <w:t xml:space="preserve"> </w:t>
-      </w:r>
-      <w:r>
-        <w:t xml:space="preserve">톰: 루이즈 박사님.</w:t>
-      </w:r>
-    </w:p>
-    <w:p>
-      <w:pPr>
-        <w:numPr>
-          <w:ilvl w:val="0"/>
-          <w:numId w:val="1005"/>
-        </w:numPr>
-      </w:pPr>
-      <w:r>
-        <w:t xml:space="preserve">ELENA: Ten years ago, at a conference, you offered me your hand, and I refused it. I thought you were the reason women like Destiny got hurt. Today you said so yourself, in public, under your own name. That took more courage than I gave you credit for. So here’s my hand.</w:t>
-      </w:r>
-      <w:r>
-        <w:t xml:space="preserve"> </w:t>
-      </w:r>
-      <w:r>
-        <w:t xml:space="preserve">엘레나: 10년 전 학회에서 당신이 손을 내밀었고, 나는 거절했어요. 당신이 데스티니 같은 여성들이 다치는 이유라고 생각했어요. 오늘 당신은 공개적으로, 자기 이름으로 그걸 직접 말했어요. 내가 생각했던 것보다 큰 용기였어요. 그러니 여기 내 손이에요.</w:t>
-      </w:r>
-    </w:p>
-    <w:p>
-      <w:pPr>
-        <w:numPr>
-          <w:ilvl w:val="0"/>
-          <w:numId w:val="1005"/>
-        </w:numPr>
-      </w:pPr>
-      <w:r>
-        <w:t xml:space="preserve">TOM: …I’ll take it. Gratefully.</w:t>
-      </w:r>
-      <w:r>
-        <w:t xml:space="preserve"> </w:t>
-      </w:r>
-      <w:r>
-        <w:t xml:space="preserve">톰: …잡을게요. 감사히.</w:t>
-      </w:r>
-    </w:p>
-    <w:p>
-      <w:pPr>
-        <w:numPr>
-          <w:ilvl w:val="0"/>
-          <w:numId w:val="1005"/>
-        </w:numPr>
-      </w:pPr>
-      <w:r>
-        <w:t xml:space="preserve">NOAH: My phone. Claire.</w:t>
-      </w:r>
-      <w:r>
-        <w:t xml:space="preserve"> </w:t>
-      </w:r>
-      <w:r>
-        <w:t xml:space="preserve">노아: 휴대폰. 클레어예요.</w:t>
-      </w:r>
-    </w:p>
-    <w:p>
-      <w:pPr>
-        <w:numPr>
-          <w:ilvl w:val="0"/>
-          <w:numId w:val="1005"/>
-        </w:numPr>
-      </w:pPr>
-      <w:r>
-        <w:t xml:space="preserve">CLAIRE: You were good. Tom was better. The caterer needs a final count, and Marcus wants two rehearsals.</w:t>
-      </w:r>
-      <w:r>
-        <w:t xml:space="preserve"> </w:t>
-      </w:r>
-      <w:r>
-        <w:t xml:space="preserve">클레어: 잘했어요. 톰이 더 잘했고요. 출장 연회 업체가 최종 인원을 원하고, 마커스는 리허설을 두 번 하고 싶대요.</w:t>
-      </w:r>
-    </w:p>
-    <w:p>
-      <w:pPr>
-        <w:numPr>
-          <w:ilvl w:val="0"/>
-          <w:numId w:val="1005"/>
-        </w:numPr>
-      </w:pPr>
-      <w:r>
-        <w:t xml:space="preserve">NOAH: Twice. Tell him once. I’ve heard his jokes.</w:t>
-      </w:r>
-      <w:r>
-        <w:t xml:space="preserve"> </w:t>
-      </w:r>
-      <w:r>
-        <w:t xml:space="preserve">노아: 두 번. 한 번만 하라고 해요. 그 농담들 들어 봤어요.</w:t>
-      </w:r>
-    </w:p>
-    <w:p>
-      <w:pPr>
-        <w:numPr>
-          <w:ilvl w:val="0"/>
-          <w:numId w:val="1005"/>
-        </w:numPr>
-      </w:pPr>
-      <w:r>
-        <w:t xml:space="preserve">CLAIRE: Three months, Noah. And two weeks of honeymoon with no phone. You promised.</w:t>
-      </w:r>
-      <w:r>
-        <w:t xml:space="preserve"> </w:t>
-      </w:r>
-      <w:r>
-        <w:t xml:space="preserve">클레어: 석 달 남았어요, 노아. 그리고 휴대폰 없는 2주 신혼여행. 약속했잖아요.</w:t>
-      </w:r>
-    </w:p>
-    <w:p>
-      <w:pPr>
-        <w:numPr>
-          <w:ilvl w:val="0"/>
-          <w:numId w:val="1005"/>
-        </w:numPr>
-      </w:pPr>
-      <w:r>
-        <w:t xml:space="preserve">NOAH: I promised. Elena, while I’m gone, you’ll have full authority. Not</w:t>
-      </w:r>
-      <w:r>
-        <w:t xml:space="preserve"> </w:t>
-      </w:r>
-      <w:r>
-        <w:t xml:space="preserve">“</w:t>
-      </w:r>
-      <w:r>
-        <w:t xml:space="preserve">call me if.</w:t>
-      </w:r>
-      <w:r>
-        <w:t xml:space="preserve">”</w:t>
-      </w:r>
       <w:r>
         <w:t xml:space="preserve"> </w:t>
       </w:r>
       <w:r>
         <w:t xml:space="preserve">Full.</w:t>
       </w:r>
-      <w:r>
-        <w:t xml:space="preserve"> </w:t>
-      </w:r>
-      <w:r>
-        <w:t xml:space="preserve">노아: 약속했죠. 엘레나, 내가 없는 동안 당신이 전권을 가져요.</w:t>
-      </w:r>
-      <w:r>
-        <w:t xml:space="preserve"> </w:t>
-      </w:r>
-      <w:r>
-        <w:t xml:space="preserve">“</w:t>
-      </w:r>
-      <w:r>
-        <w:t xml:space="preserve">무슨 일 있으면 전화해</w:t>
-      </w:r>
-      <w:r>
-        <w:t xml:space="preserve">”</w:t>
-      </w:r>
-      <w:r>
-        <w:t xml:space="preserve">가 아니라. 전권.</w:t>
-      </w:r>
-    </w:p>
-    <w:p>
-      <w:pPr>
-        <w:numPr>
-          <w:ilvl w:val="0"/>
-          <w:numId w:val="1005"/>
-        </w:numPr>
+    </w:p>
+    <w:p>
+      <w:pPr>
+        <w:pStyle w:val="BodyText"/>
       </w:pPr>
       <w:r>
         <w:t xml:space="preserve">TOM: I yield my time. To the wedding.</w:t>
-      </w:r>
-      <w:r>
-        <w:t xml:space="preserve"> </w:t>
-      </w:r>
-      <w:r>
-        <w:t xml:space="preserve">톰: 제 시간을 양보합니다. 결혼식에.</w:t>
       </w:r>
     </w:p>
     <w:p>
@@ -2957,7 +1793,7 @@
               <w:jc w:val="left"/>
             </w:pPr>
             <w:r>
-              <w:t xml:space="preserve">4·37턴. 공청회 발언의 무게.</w:t>
+              <w:t xml:space="preserve">도입. 공청회 발언의 무게.</w:t>
             </w:r>
           </w:p>
         </w:tc>
@@ -3007,7 +1843,7 @@
               <w:jc w:val="left"/>
             </w:pPr>
             <w:r>
-              <w:t xml:space="preserve">17·23턴. 공청회 진행 순서.</w:t>
+              <w:t xml:space="preserve">장면1. 공청회 진행 순서.</w:t>
             </w:r>
           </w:p>
         </w:tc>
@@ -3057,7 +1893,7 @@
               <w:jc w:val="left"/>
             </w:pPr>
             <w:r>
-              <w:t xml:space="preserve">28턴. 이해관계 공개.</w:t>
+              <w:t xml:space="preserve">장면1. 이해관계 공개.</w:t>
             </w:r>
           </w:p>
         </w:tc>
@@ -3107,7 +1943,7 @@
               <w:jc w:val="left"/>
             </w:pPr>
             <w:r>
-              <w:t xml:space="preserve">21턴. 기득권의 진입 장벽 비판.</w:t>
+              <w:t xml:space="preserve">장면1. 기득권의 진입 장벽 비판.</w:t>
             </w:r>
           </w:p>
         </w:tc>
@@ -3157,7 +1993,7 @@
               <w:jc w:val="left"/>
             </w:pPr>
             <w:r>
-              <w:t xml:space="preserve">44턴. 전문 질의 응답용 증인.</w:t>
+              <w:t xml:space="preserve">장면1. 전문 질의 응답용 증인.</w:t>
             </w:r>
           </w:p>
         </w:tc>
@@ -3207,7 +2043,7 @@
               <w:jc w:val="left"/>
             </w:pPr>
             <w:r>
-              <w:t xml:space="preserve">47턴. 교육의 본질 설명.</w:t>
+              <w:t xml:space="preserve">장면1. 교육의 본질 설명.</w:t>
             </w:r>
           </w:p>
         </w:tc>
@@ -3257,7 +2093,7 @@
               <w:jc w:val="left"/>
             </w:pPr>
             <w:r>
-              <w:t xml:space="preserve">63턴. 수정안의 핵심 장치.</w:t>
+              <w:t xml:space="preserve">장면2. 수정안의 핵심 장치.</w:t>
             </w:r>
           </w:p>
         </w:tc>
@@ -3307,7 +2143,7 @@
               <w:jc w:val="left"/>
             </w:pPr>
             <w:r>
-              <w:t xml:space="preserve">72턴. 위원장의 공식 확인.</w:t>
+              <w:t xml:space="preserve">장면2. 위원장의 공식 확인.</w:t>
             </w:r>
           </w:p>
         </w:tc>
@@ -3357,7 +2193,7 @@
               <w:jc w:val="left"/>
             </w:pPr>
             <w:r>
-              <w:t xml:space="preserve">88~90턴. 위원회 표결 결과.</w:t>
+              <w:t xml:space="preserve">절정·전환. 위원회 표결 결과.</w:t>
             </w:r>
           </w:p>
         </w:tc>
@@ -3407,7 +2243,7 @@
               <w:jc w:val="left"/>
             </w:pPr>
             <w:r>
-              <w:t xml:space="preserve">120턴. 발언 시간 양보 관용구.</w:t>
+              <w:t xml:space="preserve">마무리. 발언 시간 양보 관용구.</w:t>
             </w:r>
           </w:p>
         </w:tc>
@@ -3687,7 +2523,7 @@
           <w:bCs/>
           <w:b/>
         </w:rPr>
-        <w:t xml:space="preserve">113턴 ELENA:</w:t>
+        <w:t xml:space="preserve">ELENA (마무리):</w:t>
       </w:r>
       <w:r>
         <w:t xml:space="preserve"> </w:t>
@@ -4002,9 +2838,1120 @@
         <w:t xml:space="preserve">예전에 오해했던 동료에게, 생각이 바뀐 계기를 말하며 화해를 청하는 45단어 안팎의 말 만들기.</w:t>
       </w:r>
     </w:p>
+    <w:p>
+      <w:r>
+        <w:pict>
+          <v:rect style="width:0;height:1.5pt" o:hralign="center" o:hrstd="t" o:hr="t"/>
+        </w:pict>
+      </w:r>
+    </w:p>
     <w:bookmarkEnd w:id="30"/>
     <w:bookmarkEnd w:id="31"/>
+    <w:bookmarkStart w:id="37" w:name="한국어-번역"/>
+    <w:p>
+      <w:pPr>
+        <w:pStyle w:val="Heading2"/>
+      </w:pPr>
+      <w:r>
+        <w:t xml:space="preserve">한국어 번역</w:t>
+      </w:r>
+    </w:p>
+    <w:bookmarkStart w:id="32" w:name="도입-2월-18일-오전-7시-주의사당-지하-카페-1"/>
+    <w:p>
+      <w:pPr>
+        <w:pStyle w:val="Heading3"/>
+      </w:pPr>
+      <w:r>
+        <w:t xml:space="preserve">도입 — 2월 18일 오전 7시, 주의사당 지하 카페</w:t>
+      </w:r>
+    </w:p>
+    <w:p>
+      <w:pPr>
+        <w:pStyle w:val="FirstParagraph"/>
+      </w:pPr>
+      <w:r>
+        <w:t xml:space="preserve">루스: 각자 3분. 타이머는 작은 불빛이에요. 초록, 노랑, 빨강. 빨강이면 문장 중간이라도 멈춰요.</w:t>
+      </w:r>
+    </w:p>
+    <w:p>
+      <w:pPr>
+        <w:pStyle w:val="BodyText"/>
+      </w:pPr>
+      <w:r>
+        <w:t xml:space="preserve">톰: 3분. 난 40분짜리 기조연설을 하던 사람인데.</w:t>
+      </w:r>
+    </w:p>
+    <w:p>
+      <w:pPr>
+        <w:pStyle w:val="BodyText"/>
+      </w:pPr>
+      <w:r>
+        <w:t xml:space="preserve">엘레나: 그럼 당신한테 좋겠네요.</w:t>
+      </w:r>
+    </w:p>
+    <w:p>
+      <w:pPr>
+        <w:pStyle w:val="BodyText"/>
+      </w:pPr>
+      <w:r>
+        <w:t xml:space="preserve">다이앤: 서면 증언은 제출됐어요. 말하지 않은 것도 기록에 남아요. 가장 중요한 한 가지를 말해요.</w:t>
+      </w:r>
+    </w:p>
+    <w:p>
+      <w:pPr>
+        <w:pStyle w:val="BodyText"/>
+      </w:pPr>
+      <w:r>
+        <w:t xml:space="preserve">노아: 톰, 긴장돼요?</w:t>
+      </w:r>
+    </w:p>
+    <w:p>
+      <w:pPr>
+        <w:pStyle w:val="BodyText"/>
+      </w:pPr>
+      <w:r>
+        <w:t xml:space="preserve">톰: 의회에서 두 번 증언했어. 둘 다 할번을 위해서. 두 번 다 할 말을 알고 있었지. 오늘은 몰라.</w:t>
+      </w:r>
+    </w:p>
+    <w:p>
+      <w:pPr>
+        <w:pStyle w:val="BodyText"/>
+      </w:pPr>
+      <w:r>
+        <w:t xml:space="preserve">노아: 알아요. 루디네에서 말했잖아요.</w:t>
+      </w:r>
+    </w:p>
+    <w:p>
+      <w:pPr>
+        <w:pStyle w:val="BodyText"/>
+      </w:pPr>
+      <w:r>
+        <w:t xml:space="preserve">톰: 루디네에선 아무도 받아 적지 않았잖아.</w:t>
+      </w:r>
+    </w:p>
+    <w:p>
+      <w:pPr>
+        <w:pStyle w:val="BodyText"/>
+      </w:pPr>
+      <w:r>
+        <w:t xml:space="preserve">루스: 휴대폰. 런던 제임스한테서 문자.</w:t>
+      </w:r>
+      <w:r>
+        <w:t xml:space="preserve"> </w:t>
+      </w:r>
+      <w:r>
+        <w:t xml:space="preserve">“</w:t>
+      </w:r>
+      <w:r>
+        <w:t xml:space="preserve">오늘 아침 국왕 재가. 법이 됐어요. 어딘가는 금요일이에요.</w:t>
+      </w:r>
+      <w:r>
+        <w:t xml:space="preserve">”</w:t>
+      </w:r>
+    </w:p>
+    <w:p>
+      <w:pPr>
+        <w:pStyle w:val="BodyText"/>
+      </w:pPr>
+      <w:r>
+        <w:t xml:space="preserve">엘레나: 통과됐어요. 2년의 청문회 끝에, 통과됐어요.</w:t>
+      </w:r>
+    </w:p>
+    <w:p>
+      <w:pPr>
+        <w:pStyle w:val="BodyText"/>
+      </w:pPr>
+      <w:r>
+        <w:t xml:space="preserve">노아: 한 주에 두 개로 만들어 보겠다고 전해 줘요.</w:t>
+      </w:r>
+    </w:p>
+    <w:p>
+      <w:pPr>
+        <w:pStyle w:val="BodyText"/>
+      </w:pPr>
+      <w:r>
+        <w:t xml:space="preserve">다이앤: 반대편은: 캐슬런 정부 관계 담당 브렛 로슨. 그리고 라운드록의 메드스파 업주. 그녀를 공격하지 마요.</w:t>
+      </w:r>
+    </w:p>
+    <w:p>
+      <w:pPr>
+        <w:pStyle w:val="BodyText"/>
+      </w:pPr>
+      <w:r>
+        <w:t xml:space="preserve">엘레나: 절대 공격 안 해요. 그녀가 문제가 아니에요. 그녀가 서 있는 사다리가 문제죠.</w:t>
+      </w:r>
+    </w:p>
+    <w:p>
+      <w:pPr>
+        <w:pStyle w:val="BodyText"/>
+      </w:pPr>
+      <w:r>
+        <w:t xml:space="preserve">톰: 그리고 브렛은?</w:t>
+      </w:r>
+    </w:p>
+    <w:p>
+      <w:pPr>
+        <w:pStyle w:val="BodyText"/>
+      </w:pPr>
+      <w:r>
+        <w:t xml:space="preserve">다이앤: 브렛과는 의견을 달리해도 돼요. 정중하게. 기록에 남게.</w:t>
+      </w:r>
+    </w:p>
     <w:bookmarkEnd w:id="32"/>
+    <w:bookmarkStart w:id="33" w:name="장면1-오전-9시-e2-공청회실-1"/>
+    <w:p>
+      <w:pPr>
+        <w:pStyle w:val="Heading3"/>
+      </w:pPr>
+      <w:r>
+        <w:t xml:space="preserve">장면1 — 오전 9시, E2 공청회실</w:t>
+      </w:r>
+    </w:p>
+    <w:p>
+      <w:pPr>
+        <w:pStyle w:val="FirstParagraph"/>
+      </w:pPr>
+      <w:r>
+        <w:t xml:space="preserve">가르자: 공중보건위원회를 개회합니다. 피부 필러에 관한 하원 법안 1147호.</w:t>
+      </w:r>
+    </w:p>
+    <w:p>
+      <w:pPr>
+        <w:pStyle w:val="BodyText"/>
+      </w:pPr>
+      <w:r>
+        <w:t xml:space="preserve">서기: 증인은 3분입니다. 반대 증언을 먼저 듣습니다. 캐슬런의 로슨 씨.</w:t>
+      </w:r>
+    </w:p>
+    <w:p>
+      <w:pPr>
+        <w:pStyle w:val="BodyText"/>
+      </w:pPr>
+      <w:r>
+        <w:t xml:space="preserve">로슨: 감사합니다, 위원장님. 캐슬런은 환자 안전에 대한 위원회의 의지를 공유합니다. 그러나 이 법안은 수천 명의 텍사스 주민, 특히 의사가 부족한 농촌 지역 주민의 미용 시술 접근성을 제한할 것입니다. 가격 부담도 중요합니다. 저희는 새 법률보다 업계 주도의 교육 기준이 더 나은 길이라고 믿습니다.</w:t>
+      </w:r>
+    </w:p>
+    <w:p>
+      <w:pPr>
+        <w:pStyle w:val="BodyText"/>
+      </w:pPr>
+      <w:r>
+        <w:t xml:space="preserve">가르자: 감사합니다. 던 씨?</w:t>
+      </w:r>
+    </w:p>
+    <w:p>
+      <w:pPr>
+        <w:pStyle w:val="BodyText"/>
+      </w:pPr>
+      <w:r>
+        <w:t xml:space="preserve">크리스털: 안녕하세요. 크리스털 던입니다. 라운드록에서 메드스파를 운영해요. 직원 14명, 대부분 여성이고, 대부분 싱글맘이에요. 우리 시술자들은 인증 주말 과정을 들었어요. 조심스럽게 일해요. 이 법안은 저 같은 소상공인 400곳을 문 닫게 하고, 우리 직원들을 실업자로 만들 거예요.</w:t>
+      </w:r>
+    </w:p>
+    <w:p>
+      <w:pPr>
+        <w:pStyle w:val="BodyText"/>
+      </w:pPr>
+      <w:r>
+        <w:t xml:space="preserve">홀리스: 던 씨, 감사합니다. 그게 바로 제 우려예요. 이건 그냥 대기업들이 뒤따라오는 사다리를 걷어차는 것 아닌가요?</w:t>
+      </w:r>
+    </w:p>
+    <w:p>
+      <w:pPr>
+        <w:pStyle w:val="BodyText"/>
+      </w:pPr>
+      <w:r>
+        <w:t xml:space="preserve">크리스털: 그렇게 느껴져요, 의원님.</w:t>
+      </w:r>
+    </w:p>
+    <w:p>
+      <w:pPr>
+        <w:pStyle w:val="BodyText"/>
+      </w:pPr>
+      <w:r>
+        <w:t xml:space="preserve">가르자: 감사합니다. 이제 찬성 증언. 베이라의 베넷 씨, 그리고 개인 자격으로 증언하는 브레넌 씨. 같이 앉으시나요?</w:t>
+      </w:r>
+    </w:p>
+    <w:p>
+      <w:pPr>
+        <w:pStyle w:val="BodyText"/>
+      </w:pPr>
+      <w:r>
+        <w:t xml:space="preserve">노아: 네, 위원장님. 위원회가 허락하신다면.</w:t>
+      </w:r>
+    </w:p>
+    <w:p>
+      <w:pPr>
+        <w:pStyle w:val="BodyText"/>
+      </w:pPr>
+      <w:r>
+        <w:t xml:space="preserve">가르자: 이례적이네요. 전 경쟁자 사이라고 알고 있어요.</w:t>
+      </w:r>
+    </w:p>
+    <w:p>
+      <w:pPr>
+        <w:pStyle w:val="BodyText"/>
+      </w:pPr>
+      <w:r>
+        <w:t xml:space="preserve">톰: 10년간 경쟁자였죠, 위원장님. 동지가 된 지는 5주쯤 됐고요.</w:t>
+      </w:r>
+    </w:p>
+    <w:p>
+      <w:pPr>
+        <w:pStyle w:val="BodyText"/>
+      </w:pPr>
+      <w:r>
+        <w:t xml:space="preserve">가르자: 베넷 씨, 시작하세요.</w:t>
+      </w:r>
+    </w:p>
+    <w:p>
+      <w:pPr>
+        <w:pStyle w:val="BodyText"/>
+      </w:pPr>
+      <w:r>
+        <w:t xml:space="preserve">노아: 감사합니다. 먼저 공개할 것이 있습니다. 저는 베이라의 CEO입니다. 이 법안은 저희 회사에 도움이 됩니다. 저희는 이미 면허 의료인만 교육하고 모든 주사기를 추적하니까요. 그래서 서면으로 공개했습니다. 저가 아니라 데이터로 판단해 주십시오.</w:t>
+      </w:r>
+    </w:p>
+    <w:p>
+      <w:pPr>
+        <w:pStyle w:val="BodyText"/>
+      </w:pPr>
+      <w:r>
+        <w:t xml:space="preserve">홀리스: 적어도 그 점은 솔직하시네요.</w:t>
+      </w:r>
+    </w:p>
+    <w:p>
+      <w:pPr>
+        <w:pStyle w:val="BodyText"/>
+      </w:pPr>
+      <w:r>
+        <w:t xml:space="preserve">노아: 데이터입니다. 작년 텍사스 응급실은 필러 합병증을 300건 넘게 보고했습니다. 대부분 의료 환경 밖에서 일어났습니다. 부엌, 호텔 방, 파티. 영국에서는 비슷한 법이 오늘 아침 통과됐습니다. 한국에서 저희 시술자들은 모든 주사기를 추적하고, 비의료인 판매는 0건입니다.</w:t>
+      </w:r>
+    </w:p>
+    <w:p>
+      <w:pPr>
+        <w:pStyle w:val="BodyText"/>
+      </w:pPr>
+      <w:r>
+        <w:t xml:space="preserve">가르자: 노란불입니다, 베넷 씨.</w:t>
+      </w:r>
+    </w:p>
+    <w:p>
+      <w:pPr>
+        <w:pStyle w:val="BodyText"/>
+      </w:pPr>
+      <w:r>
+        <w:t xml:space="preserve">노아: 그럼 한 문장만. 막힌 혈관은 시술이 얼마나 저렴했는지 신경 쓰지 않습니다.</w:t>
+      </w:r>
+    </w:p>
+    <w:p>
+      <w:pPr>
+        <w:pStyle w:val="BodyText"/>
+      </w:pPr>
+      <w:r>
+        <w:t xml:space="preserve">가르자: 감사합니다. 브레넌 씨.</w:t>
+      </w:r>
+    </w:p>
+    <w:p>
+      <w:pPr>
+        <w:pStyle w:val="BodyText"/>
+      </w:pPr>
+      <w:r>
+        <w:t xml:space="preserve">톰: 위원장님, 위원 여러분. 개인 자격으로 왔습니다. 아무도 저에게 돈을 주지 않습니다. 20년 동안 저는 할번에서 필러를 팔았고, 할번은 지금 캐슬런의 일부입니다. 캐슬런에 대해 말하러 온 게 아닙니다. 저에 대해 말하러 왔습니다.</w:t>
+      </w:r>
+    </w:p>
+    <w:p>
+      <w:pPr>
+        <w:pStyle w:val="BodyText"/>
+      </w:pPr>
+      <w:r>
+        <w:t xml:space="preserve">홀리스: 하세요, 브레넌 씨.</w:t>
+      </w:r>
+    </w:p>
+    <w:p>
+      <w:pPr>
+        <w:pStyle w:val="BodyText"/>
+      </w:pPr>
+      <w:r>
+        <w:t xml:space="preserve">톰:</w:t>
+      </w:r>
+      <w:r>
+        <w:t xml:space="preserve"> </w:t>
+      </w:r>
+      <w:r>
+        <w:t xml:space="preserve">“</w:t>
+      </w:r>
+      <w:r>
+        <w:t xml:space="preserve">오래 남는 결과</w:t>
+      </w:r>
+      <w:r>
+        <w:t xml:space="preserve">”</w:t>
+      </w:r>
+      <w:r>
+        <w:t xml:space="preserve">라는 문구는 제가 썼습니다. 사업자 번호만 있으면 누구에게나 팔았습니다. 가 본 적 없는 메드스파, 확인한 적 없는 주말 과정. 휴스턴의 한 젊은 여성이 부엌 파티에서 다쳤을 때, 저희 팀은 그녀 이야기를 경쟁사를 공격하는 영업에 썼습니다. 제가 승인했습니다. 저는 알면서 팔았습니다. 이 법안이 저를 막았을 겁니다.</w:t>
+      </w:r>
+    </w:p>
+    <w:p>
+      <w:pPr>
+        <w:pStyle w:val="BodyText"/>
+      </w:pPr>
+      <w:r>
+        <w:t xml:space="preserve">가르자: …감사합니다, 브레넌 씨. 기록에 남았습니다.</w:t>
+      </w:r>
+    </w:p>
+    <w:p>
+      <w:pPr>
+        <w:pStyle w:val="BodyText"/>
+      </w:pPr>
+      <w:r>
+        <w:t xml:space="preserve">톰: 기록에 남기를 원합니다. 그래서 왔습니다.</w:t>
+      </w:r>
+    </w:p>
+    <w:p>
+      <w:pPr>
+        <w:pStyle w:val="BodyText"/>
+      </w:pPr>
+      <w:r>
+        <w:t xml:space="preserve">홀리스: 브레넌 씨, 실례지만. 지난달 해고되셨죠. 이건 복수 아닌가요?</w:t>
+      </w:r>
+    </w:p>
+    <w:p>
+      <w:pPr>
+        <w:pStyle w:val="BodyText"/>
+      </w:pPr>
+      <w:r>
+        <w:t xml:space="preserve">톰: 제가 혼자 왔다면 그랬겠죠, 의원님. 그래서 베넷 씨에게 옆에 앉아 달라고 부탁했습니다. 저흰 10년 동안 거의 모든 것에 대해 의견이 달랐습니다. 이것에 대해선 같습니다.</w:t>
+      </w:r>
+    </w:p>
+    <w:p>
+      <w:pPr>
+        <w:pStyle w:val="BodyText"/>
+      </w:pPr>
+      <w:r>
+        <w:t xml:space="preserve">홀리스: 그리고 베이라에게 돈을 받나요? 지금이든 나중이든?</w:t>
+      </w:r>
+    </w:p>
+    <w:p>
+      <w:pPr>
+        <w:pStyle w:val="BodyText"/>
+      </w:pPr>
+      <w:r>
+        <w:t xml:space="preserve">톰: 아니요. 합의에 따라 12개월간은 없습니다. 환자 안전 연합의 무보수 자문입니다.</w:t>
+      </w:r>
+    </w:p>
+    <w:p>
+      <w:pPr>
+        <w:pStyle w:val="BodyText"/>
+      </w:pPr>
+      <w:r>
+        <w:t xml:space="preserve">홀리스: 그럼 일단 믿어 보죠. 지금은.</w:t>
+      </w:r>
+    </w:p>
+    <w:p>
+      <w:pPr>
+        <w:pStyle w:val="BodyText"/>
+      </w:pPr>
+      <w:r>
+        <w:t xml:space="preserve">가르자: 참고인도 있습니다. 베이라 최고의료책임자 루이즈 박사님.</w:t>
+      </w:r>
+    </w:p>
+    <w:p>
+      <w:pPr>
+        <w:pStyle w:val="BodyText"/>
+      </w:pPr>
+      <w:r>
+        <w:t xml:space="preserve">엘레나: 감사합니다. 의학적 질문에 답하겠습니다. 주어진 시간 이상은 쓰지 않겠습니다.</w:t>
+      </w:r>
+    </w:p>
+    <w:p>
+      <w:pPr>
+        <w:pStyle w:val="BodyText"/>
+      </w:pPr>
+      <w:r>
+        <w:t xml:space="preserve">홀리스: 루이즈 박사님, 던 씨는 자기 시술자들이 조심스럽다고 합니다. 왜 조심스러운 것으로 충분하지 않나요?</w:t>
+      </w:r>
+    </w:p>
+    <w:p>
+      <w:pPr>
+        <w:pStyle w:val="BodyText"/>
+      </w:pPr>
+      <w:r>
+        <w:t xml:space="preserve">엘레나: 조심은 대부분의 문제를 막지만, 그래도 문제가 생겼을 때 구해 주는 건 교육이기 때문입니다. 혈관이 막히면 몇 분밖에 없습니다. 알아보고, 효소를 갖고 있고, 용량을 알고, 전화할 의사가 있어야 합니다. 주말 과정은 첫 주사를 가르칩니다. 최악의 1분은 가르치지 않습니다.</w:t>
+      </w:r>
+    </w:p>
+    <w:p>
+      <w:pPr>
+        <w:pStyle w:val="BodyText"/>
+      </w:pPr>
+      <w:r>
+        <w:t xml:space="preserve">크리스털: 우리 시술자들은 효소를 갖고 다녀요.</w:t>
+      </w:r>
+    </w:p>
+    <w:p>
+      <w:pPr>
+        <w:pStyle w:val="BodyText"/>
+      </w:pPr>
+      <w:r>
+        <w:t xml:space="preserve">엘레나: 그럼 대부분보다 낫네요. 그리고 그들이 실업자가 아니라 면허를 받도록 돕고 싶어요.</w:t>
+      </w:r>
+    </w:p>
+    <w:p>
+      <w:pPr>
+        <w:pStyle w:val="BodyText"/>
+      </w:pPr>
+      <w:r>
+        <w:t xml:space="preserve">크리스털: …그 얘기 더 듣고 싶네요. 나중에.</w:t>
+      </w:r>
+    </w:p>
+    <w:bookmarkEnd w:id="33"/>
+    <w:bookmarkStart w:id="34" w:name="장면2-오후-12시-30분-질의-1"/>
+    <w:p>
+      <w:pPr>
+        <w:pStyle w:val="Heading3"/>
+      </w:pPr>
+      <w:r>
+        <w:t xml:space="preserve">장면2 — 오후 12시 30분, 질의</w:t>
+      </w:r>
+    </w:p>
+    <w:p>
+      <w:pPr>
+        <w:pStyle w:val="FirstParagraph"/>
+      </w:pPr>
+      <w:r>
+        <w:t xml:space="preserve">가르자: 휴스턴의 칼라 라모스 씨. 시작하세요.</w:t>
+      </w:r>
+    </w:p>
+    <w:p>
+      <w:pPr>
+        <w:pStyle w:val="BodyText"/>
+      </w:pPr>
+      <w:r>
+        <w:t xml:space="preserve">칼라: 감사합니다. 제 딸은 데스티니 라모스예요. 4년 전 친구 부엌에서 열린 필러 파티에 갔어요. 와인, 링 라이트, 주말 자격증을 가진 여자. 딸의 입술이 하얘지더니 보랏빛이 됐어요. 운이 좋았어요. 작은 흉터가 있어요.</w:t>
+      </w:r>
+    </w:p>
+    <w:p>
+      <w:pPr>
+        <w:pStyle w:val="BodyText"/>
+      </w:pPr>
+      <w:r>
+        <w:t xml:space="preserve">노아: 그날 밤 그 병원에 있었어요. 따님은 아주 용감했어요.</w:t>
+      </w:r>
+    </w:p>
+    <w:p>
+      <w:pPr>
+        <w:pStyle w:val="BodyText"/>
+      </w:pPr>
+      <w:r>
+        <w:t xml:space="preserve">칼라: 조리대에 베이라 상자가 있었어요. 베넷 씨에게 말했죠.</w:t>
+      </w:r>
+      <w:r>
+        <w:t xml:space="preserve"> </w:t>
+      </w:r>
+      <w:r>
+        <w:t xml:space="preserve">‘</w:t>
+      </w:r>
+      <w:r>
+        <w:t xml:space="preserve">당신 이름이 저 상자에 있었어요.</w:t>
+      </w:r>
+      <w:r>
+        <w:t xml:space="preserve">’</w:t>
+      </w:r>
+      <w:r>
+        <w:t xml:space="preserve"> </w:t>
+      </w:r>
+      <w:r>
+        <w:t xml:space="preserve">오늘 저는 그 사람 뒤에, 그리고 제 딸 이야기를 영업에 쓴 사람 옆에 앉아 있어요.</w:t>
+      </w:r>
+    </w:p>
+    <w:p>
+      <w:pPr>
+        <w:pStyle w:val="BodyText"/>
+      </w:pPr>
+      <w:r>
+        <w:t xml:space="preserve">톰: 라모스 부인, 죄송합니다. 4년 전에 했어야 했던 말입니다.</w:t>
+      </w:r>
+    </w:p>
+    <w:p>
+      <w:pPr>
+        <w:pStyle w:val="BodyText"/>
+      </w:pPr>
+      <w:r>
+        <w:t xml:space="preserve">칼라: 네, 그랬어야죠. 하지만 오늘, 기록에 남게 말했어요. 데스티니가 위원회에 전해 달래요. 지금 간호학과에 다닌다고. 최악의 1분에 뭘 해야 하는지 아는 사람이 되고 싶대요.</w:t>
+      </w:r>
+    </w:p>
+    <w:p>
+      <w:pPr>
+        <w:pStyle w:val="BodyText"/>
+      </w:pPr>
+      <w:r>
+        <w:t xml:space="preserve">노아: 병원에서 그렇게 말씀하신 게 맞았어요, 라모스 부인. 지금도 그렇고요.</w:t>
+      </w:r>
+    </w:p>
+    <w:p>
+      <w:pPr>
+        <w:pStyle w:val="BodyText"/>
+      </w:pPr>
+      <w:r>
+        <w:t xml:space="preserve">엘레나: …감사합니다, 라모스 부인. 언제든 저에게 연락해도 된다고 전해 주세요.</w:t>
+      </w:r>
+    </w:p>
+    <w:p>
+      <w:pPr>
+        <w:pStyle w:val="BodyText"/>
+      </w:pPr>
+      <w:r>
+        <w:t xml:space="preserve">가르자: 감사합니다, 라모스 부인. 위원 여러분, 질문 있나요? 홀리스 의원.</w:t>
+      </w:r>
+    </w:p>
+    <w:p>
+      <w:pPr>
+        <w:pStyle w:val="BodyText"/>
+      </w:pPr>
+      <w:r>
+        <w:t xml:space="preserve">홀리스: 베넷 씨, 감동받았어요. 하지만 나는 소상공인도 보호해요. 던 씨에겐 직원이 14명 있어요. 그들은 어떻게 되나요?</w:t>
+      </w:r>
+    </w:p>
+    <w:p>
+      <w:pPr>
+        <w:pStyle w:val="BodyText"/>
+      </w:pPr>
+      <w:r>
+        <w:t xml:space="preserve">노아: 제안해도 될까요, 의원님? CEO로서가 아니라. 이 법안이 작동하길 바라는 사람으로서.</w:t>
+      </w:r>
+    </w:p>
+    <w:p>
+      <w:pPr>
+        <w:pStyle w:val="BodyText"/>
+      </w:pPr>
+      <w:r>
+        <w:t xml:space="preserve">홀리스: 하세요.</w:t>
+      </w:r>
+    </w:p>
+    <w:p>
+      <w:pPr>
+        <w:pStyle w:val="BodyText"/>
+      </w:pPr>
+      <w:r>
+        <w:t xml:space="preserve">노아: 수정안 두 가지입니다. 첫째, 기존 메드스파가 적응할 수 있도록 12개월 전환 기간. 둘째, 현장에 있는 감독 의사의 위임하에 등록 간호사의 시술 허용. 던 씨의 시술자들은 일자리를 잃는 대신 간호사 교육을 받거나 의사 밑에서 일할 수 있습니다. 베이라가 처음 200명의 교육 장학금을 지원하겠습니다.</w:t>
+      </w:r>
+    </w:p>
+    <w:p>
+      <w:pPr>
+        <w:pStyle w:val="BodyText"/>
+      </w:pPr>
+      <w:r>
+        <w:t xml:space="preserve">홀리스: 장학금. 이득을 보는 회사에서.</w:t>
+      </w:r>
+    </w:p>
+    <w:p>
+      <w:pPr>
+        <w:pStyle w:val="BodyText"/>
+      </w:pPr>
+      <w:r>
+        <w:t xml:space="preserve">노아: 우리가 아니라 연합이 운영해요. 루이즈 박사가 의장이고. 브레넌 씨가 자문하고요. 이 일에서 둘 다 저를 위해 일하지 않아요.</w:t>
+      </w:r>
+    </w:p>
+    <w:p>
+      <w:pPr>
+        <w:pStyle w:val="BodyText"/>
+      </w:pPr>
+      <w:r>
+        <w:t xml:space="preserve">엘레나: 이 일에서 나는 환자를 위해 일해요. 노아도 그 차이를 알고요.</w:t>
+      </w:r>
+    </w:p>
+    <w:p>
+      <w:pPr>
+        <w:pStyle w:val="BodyText"/>
+      </w:pPr>
+      <w:r>
+        <w:t xml:space="preserve">크리스털: 우리 직원들이 정말 간호사 교육을 받을 수 있을까요? 몇 명은 시도했었어요. 비싸서요.</w:t>
+      </w:r>
+    </w:p>
+    <w:p>
+      <w:pPr>
+        <w:pStyle w:val="BodyText"/>
+      </w:pPr>
+      <w:r>
+        <w:t xml:space="preserve">엘레나: 그래서 장학금이 있는 거예요. 그리고 교육받는 동안 의사 밑에서 일할 수 있어요. 일자리를 잃지 않고요.</w:t>
+      </w:r>
+    </w:p>
+    <w:p>
+      <w:pPr>
+        <w:pStyle w:val="BodyText"/>
+      </w:pPr>
+      <w:r>
+        <w:t xml:space="preserve">크리스털: …그럼 서면으로 보고 싶어요. 하지만 보고 싶긴 해요.</w:t>
+      </w:r>
+    </w:p>
+    <w:p>
+      <w:pPr>
+        <w:pStyle w:val="BodyText"/>
+      </w:pPr>
+      <w:r>
+        <w:t xml:space="preserve">홀리스: 로슨 씨. 캐슬런은 메드스파에 팔죠. 캐슬런은 모든 주사기를 시술자까지 추적하는 걸 지지하나요?</w:t>
+      </w:r>
+    </w:p>
+    <w:p>
+      <w:pPr>
+        <w:pStyle w:val="BodyText"/>
+      </w:pPr>
+      <w:r>
+        <w:t xml:space="preserve">로슨: 검토가 필요합니다, 의원님.</w:t>
+      </w:r>
+    </w:p>
+    <w:p>
+      <w:pPr>
+        <w:pStyle w:val="BodyText"/>
+      </w:pPr>
+      <w:r>
+        <w:t xml:space="preserve">가르자: 캐슬런은 검토가 필요하다고 기록하겠습니다.</w:t>
+      </w:r>
+    </w:p>
+    <w:p>
+      <w:pPr>
+        <w:pStyle w:val="BodyText"/>
+      </w:pPr>
+      <w:r>
+        <w:t xml:space="preserve">홀리스: 베넷 씨, 베이라는 이미 하고 있나요?</w:t>
+      </w:r>
+    </w:p>
+    <w:p>
+      <w:pPr>
+        <w:pStyle w:val="BodyText"/>
+      </w:pPr>
+      <w:r>
+        <w:t xml:space="preserve">노아: 모든 주사기, 모든 시술자, 스캔당 2초. 우리 영국 지사장은 그걸 비용이 아니라 선택이라고 해요.</w:t>
+      </w:r>
+    </w:p>
+    <w:p>
+      <w:pPr>
+        <w:pStyle w:val="BodyText"/>
+      </w:pPr>
+      <w:r>
+        <w:t xml:space="preserve">홀리스: 그럼 내가 자주 하지 않는 말을 하죠. 이 법안이 제출된 이후 쭉 반대했어요. 전환 기간, 간호사 위임, 장학금이 있다면 지지할 수 있어요.</w:t>
+      </w:r>
+    </w:p>
+    <w:p>
+      <w:pPr>
+        <w:pStyle w:val="BodyText"/>
+      </w:pPr>
+      <w:r>
+        <w:t xml:space="preserve">가르자: 홀리스 의원님, 처음이네요.</w:t>
+      </w:r>
+    </w:p>
+    <w:p>
+      <w:pPr>
+        <w:pStyle w:val="BodyText"/>
+      </w:pPr>
+      <w:r>
+        <w:t xml:space="preserve">홀리스: 익숙해지지 마세요, 위원장님.</w:t>
+      </w:r>
+    </w:p>
+    <w:p>
+      <w:pPr>
+        <w:pStyle w:val="BodyText"/>
+      </w:pPr>
+      <w:r>
+        <w:t xml:space="preserve">가르자: 베넷 씨, 브레넌 씨, 증언을 마치기 전에 덧붙일 말 있나요?</w:t>
+      </w:r>
+    </w:p>
+    <w:p>
+      <w:pPr>
+        <w:pStyle w:val="BodyText"/>
+      </w:pPr>
+      <w:r>
+        <w:t xml:space="preserve">톰: 홀리스 의원님의 수정안에 동의한다는 것만요. 제 생각엔 베넷 씨 것이지만.</w:t>
+      </w:r>
+    </w:p>
+    <w:p>
+      <w:pPr>
+        <w:pStyle w:val="BodyText"/>
+      </w:pPr>
+      <w:r>
+        <w:t xml:space="preserve">노아: 이제 위원회 거예요. 그게 맞는 거죠.</w:t>
+      </w:r>
+    </w:p>
+    <w:bookmarkEnd w:id="34"/>
+    <w:bookmarkStart w:id="35" w:name="절정전환-오후-2시-표결-1"/>
+    <w:p>
+      <w:pPr>
+        <w:pStyle w:val="Heading3"/>
+      </w:pPr>
+      <w:r>
+        <w:t xml:space="preserve">절정·전환 — 오후 2시, 표결</w:t>
+      </w:r>
+    </w:p>
+    <w:p>
+      <w:pPr>
+        <w:pStyle w:val="FirstParagraph"/>
+      </w:pPr>
+      <w:r>
+        <w:t xml:space="preserve">가르자: 위원회는 두 수정안을 포함한 대체 법안을 상정합니다. 서기가 표결을 호명하겠습니다.</w:t>
+      </w:r>
+    </w:p>
+    <w:p>
+      <w:pPr>
+        <w:pStyle w:val="BodyText"/>
+      </w:pPr>
+      <w:r>
+        <w:t xml:space="preserve">루스: 위원 아홉 명. 다섯 표가 필요해요.</w:t>
+      </w:r>
+    </w:p>
+    <w:p>
+      <w:pPr>
+        <w:pStyle w:val="BodyText"/>
+      </w:pPr>
+      <w:r>
+        <w:t xml:space="preserve">다이앤: 소리 내서 세지 마요, 루스. 부정 타요. 그리고 카메라에 찍혀요.</w:t>
+      </w:r>
+    </w:p>
+    <w:p>
+      <w:pPr>
+        <w:pStyle w:val="BodyText"/>
+      </w:pPr>
+      <w:r>
+        <w:t xml:space="preserve">가르자: 위원장 찬성. 홀리스 의원?</w:t>
+      </w:r>
+    </w:p>
+    <w:p>
+      <w:pPr>
+        <w:pStyle w:val="BodyText"/>
+      </w:pPr>
+      <w:r>
+        <w:t xml:space="preserve">홀리스: 찬성.</w:t>
+      </w:r>
+    </w:p>
+    <w:p>
+      <w:pPr>
+        <w:pStyle w:val="BodyText"/>
+      </w:pPr>
+      <w:r>
+        <w:t xml:space="preserve">루스: 다섯. 여섯. 일곱.</w:t>
+      </w:r>
+    </w:p>
+    <w:p>
+      <w:pPr>
+        <w:pStyle w:val="BodyText"/>
+      </w:pPr>
+      <w:r>
+        <w:t xml:space="preserve">다이앤: 루스.</w:t>
+      </w:r>
+    </w:p>
+    <w:p>
+      <w:pPr>
+        <w:pStyle w:val="BodyText"/>
+      </w:pPr>
+      <w:r>
+        <w:t xml:space="preserve">가르자: 출석 위원 아홉 명. 찬성 일곱, 반대 둘. 대체 법안은 본회의에 가결 보고됩니다.</w:t>
+      </w:r>
+    </w:p>
+    <w:p>
+      <w:pPr>
+        <w:pStyle w:val="BodyText"/>
+      </w:pPr>
+      <w:r>
+        <w:t xml:space="preserve">루스: 7 대 2. 양당이 다 찬성했어요.</w:t>
+      </w:r>
+    </w:p>
+    <w:p>
+      <w:pPr>
+        <w:pStyle w:val="BodyText"/>
+      </w:pPr>
+      <w:r>
+        <w:t xml:space="preserve">엘레나: 초당적. 텍사스에서. 필러 법안으로.</w:t>
+      </w:r>
+    </w:p>
+    <w:p>
+      <w:pPr>
+        <w:pStyle w:val="BodyText"/>
+      </w:pPr>
+      <w:r>
+        <w:t xml:space="preserve">가르자: 베넷 씨. 브레넌 씨. 20년 동안 경쟁자 둘이 함께 증언하는 건 거의 못 봤어요. 업계가 지켜보고 있길 바라요.</w:t>
+      </w:r>
+    </w:p>
+    <w:p>
+      <w:pPr>
+        <w:pStyle w:val="BodyText"/>
+      </w:pPr>
+      <w:r>
+        <w:t xml:space="preserve">노아: 감사합니다, 위원장님. 저희도요.</w:t>
+      </w:r>
+    </w:p>
+    <w:p>
+      <w:pPr>
+        <w:pStyle w:val="BodyText"/>
+      </w:pPr>
+      <w:r>
+        <w:t xml:space="preserve">로슨: 브레넌 씨, 잠깐 얘기할까요?</w:t>
+      </w:r>
+    </w:p>
+    <w:p>
+      <w:pPr>
+        <w:pStyle w:val="BodyText"/>
+      </w:pPr>
+      <w:r>
+        <w:t xml:space="preserve">톰: 공개야, 비공개야, 브렛?</w:t>
+      </w:r>
+    </w:p>
+    <w:p>
+      <w:pPr>
+        <w:pStyle w:val="BodyText"/>
+      </w:pPr>
+      <w:r>
+        <w:t xml:space="preserve">로슨: 비공개.</w:t>
+      </w:r>
+    </w:p>
+    <w:p>
+      <w:pPr>
+        <w:pStyle w:val="BodyText"/>
+      </w:pPr>
+      <w:r>
+        <w:t xml:space="preserve">톰: 그럼 안 돼. 이제 캐슬런에 대해 내가 하는 말은 공개야. 화상으로 너희가 가르쳐 줬지.</w:t>
+      </w:r>
+    </w:p>
+    <w:p>
+      <w:pPr>
+        <w:pStyle w:val="BodyText"/>
+      </w:pPr>
+      <w:r>
+        <w:t xml:space="preserve">로슨: 그건 내가 아니었어요.</w:t>
+      </w:r>
+    </w:p>
+    <w:p>
+      <w:pPr>
+        <w:pStyle w:val="BodyText"/>
+      </w:pPr>
+      <w:r>
+        <w:t xml:space="preserve">톰: 너희 회사였지. 개인 감정은 없어, 브렛.</w:t>
+      </w:r>
+    </w:p>
+    <w:p>
+      <w:pPr>
+        <w:pStyle w:val="BodyText"/>
+      </w:pPr>
+      <w:r>
+        <w:t xml:space="preserve">다이앤: 톰. 기록상으론 완벽했어요. 비공식적으로는, 제발 그만해요.</w:t>
+      </w:r>
+    </w:p>
+    <w:p>
+      <w:pPr>
+        <w:pStyle w:val="BodyText"/>
+      </w:pPr>
+      <w:r>
+        <w:t xml:space="preserve">크리스털: 베넷 씨? 루이즈 박사님? 장학금 얘기 좀 할 수 있을까요? 우리 시술자들이 복도에 있어요.</w:t>
+      </w:r>
+    </w:p>
+    <w:p>
+      <w:pPr>
+        <w:pStyle w:val="BodyText"/>
+      </w:pPr>
+      <w:r>
+        <w:t xml:space="preserve">엘레나: 데려와요. 열네 명 전부. 최악의 1분부터 시작할게요.</w:t>
+      </w:r>
+    </w:p>
+    <w:p>
+      <w:pPr>
+        <w:pStyle w:val="BodyText"/>
+      </w:pPr>
+      <w:r>
+        <w:t xml:space="preserve">크리스털: 당신들이랑 싸우러 왔는데. 무슨 일이 일어난 건지 모르겠네요.</w:t>
+      </w:r>
+    </w:p>
+    <w:p>
+      <w:pPr>
+        <w:pStyle w:val="BodyText"/>
+      </w:pPr>
+      <w:r>
+        <w:t xml:space="preserve">노아: 직원들을 지켰잖아요. 그게 일어난 일이에요. 더 나은 방법을 찾았을 뿐이죠.</w:t>
+      </w:r>
+    </w:p>
+    <w:p>
+      <w:pPr>
+        <w:pStyle w:val="BodyText"/>
+      </w:pPr>
+      <w:r>
+        <w:t xml:space="preserve">칼라: 브레넌 씨, 데스티니가 이걸 보냈어요. 학생증이에요.</w:t>
+      </w:r>
+      <w:r>
+        <w:t xml:space="preserve"> </w:t>
+      </w:r>
+      <w:r>
+        <w:t xml:space="preserve">‘</w:t>
+      </w:r>
+      <w:r>
+        <w:t xml:space="preserve">오래 남는 결과가 어떤 건지 보여 줘.</w:t>
+      </w:r>
+      <w:r>
+        <w:t xml:space="preserve">’</w:t>
+      </w:r>
+    </w:p>
+    <w:p>
+      <w:pPr>
+        <w:pStyle w:val="BodyText"/>
+      </w:pPr>
+      <w:r>
+        <w:t xml:space="preserve">톰: …고맙습니다. 늘 지니고 다니겠다고 전해 주세요.</w:t>
+      </w:r>
+    </w:p>
+    <w:bookmarkEnd w:id="35"/>
+    <w:bookmarkStart w:id="36" w:name="마무리-오후-3시-의사당-남쪽-계단-1"/>
+    <w:p>
+      <w:pPr>
+        <w:pStyle w:val="Heading3"/>
+      </w:pPr>
+      <w:r>
+        <w:t xml:space="preserve">마무리 — 오후 3시, 의사당 남쪽 계단</w:t>
+      </w:r>
+    </w:p>
+    <w:p>
+      <w:pPr>
+        <w:pStyle w:val="FirstParagraph"/>
+      </w:pPr>
+      <w:r>
+        <w:t xml:space="preserve">루스: 공동 성명 나갔어요. 이름 둘, 문단 하나. 두 회사 로고는 없어요. 요청하신 대로.</w:t>
+      </w:r>
+    </w:p>
+    <w:p>
+      <w:pPr>
+        <w:pStyle w:val="BodyText"/>
+      </w:pPr>
+      <w:r>
+        <w:t xml:space="preserve">노아: 마지막 줄 읽어 줘요.</w:t>
+      </w:r>
+    </w:p>
+    <w:p>
+      <w:pPr>
+        <w:pStyle w:val="BodyText"/>
+      </w:pPr>
+      <w:r>
+        <w:t xml:space="preserve">루스:</w:t>
+      </w:r>
+      <w:r>
+        <w:t xml:space="preserve"> </w:t>
+      </w:r>
+      <w:r>
+        <w:t xml:space="preserve">“</w:t>
+      </w:r>
+      <w:r>
+        <w:t xml:space="preserve">우리는 10년간 경쟁했다. 환자 안전에 관해서는, 애초에 경쟁자여서는 안 됐다.</w:t>
+      </w:r>
+      <w:r>
+        <w:t xml:space="preserve">”</w:t>
+      </w:r>
+    </w:p>
+    <w:p>
+      <w:pPr>
+        <w:pStyle w:val="BodyText"/>
+      </w:pPr>
+      <w:r>
+        <w:t xml:space="preserve">톰: 네가 썼군.</w:t>
+      </w:r>
+    </w:p>
+    <w:p>
+      <w:pPr>
+        <w:pStyle w:val="BodyText"/>
+      </w:pPr>
+      <w:r>
+        <w:t xml:space="preserve">노아: 우리가 썼죠. 어젯밤, 루디네 냅킨에.</w:t>
+      </w:r>
+    </w:p>
+    <w:p>
+      <w:pPr>
+        <w:pStyle w:val="BodyText"/>
+      </w:pPr>
+      <w:r>
+        <w:t xml:space="preserve">엘레나: 톰.</w:t>
+      </w:r>
+    </w:p>
+    <w:p>
+      <w:pPr>
+        <w:pStyle w:val="BodyText"/>
+      </w:pPr>
+      <w:r>
+        <w:t xml:space="preserve">톰: 루이즈 박사님.</w:t>
+      </w:r>
+    </w:p>
+    <w:p>
+      <w:pPr>
+        <w:pStyle w:val="BodyText"/>
+      </w:pPr>
+      <w:r>
+        <w:t xml:space="preserve">엘레나: 10년 전 학회에서 당신이 손을 내밀었고, 나는 거절했어요. 당신이 데스티니 같은 여성들이 다치는 이유라고 생각했어요. 오늘 당신은 공개적으로, 자기 이름으로 그걸 직접 말했어요. 내가 생각했던 것보다 큰 용기였어요. 그러니 여기 내 손이에요.</w:t>
+      </w:r>
+    </w:p>
+    <w:p>
+      <w:pPr>
+        <w:pStyle w:val="BodyText"/>
+      </w:pPr>
+      <w:r>
+        <w:t xml:space="preserve">톰: …잡을게요. 감사히.</w:t>
+      </w:r>
+    </w:p>
+    <w:p>
+      <w:pPr>
+        <w:pStyle w:val="BodyText"/>
+      </w:pPr>
+      <w:r>
+        <w:t xml:space="preserve">노아: 휴대폰. 클레어예요.</w:t>
+      </w:r>
+    </w:p>
+    <w:p>
+      <w:pPr>
+        <w:pStyle w:val="BodyText"/>
+      </w:pPr>
+      <w:r>
+        <w:t xml:space="preserve">클레어: 잘했어요. 톰이 더 잘했고요. 출장 연회 업체가 최종 인원을 원하고, 마커스는 리허설을 두 번 하고 싶대요.</w:t>
+      </w:r>
+    </w:p>
+    <w:p>
+      <w:pPr>
+        <w:pStyle w:val="BodyText"/>
+      </w:pPr>
+      <w:r>
+        <w:t xml:space="preserve">노아: 두 번. 한 번만 하라고 해요. 그 농담들 들어 봤어요.</w:t>
+      </w:r>
+    </w:p>
+    <w:p>
+      <w:pPr>
+        <w:pStyle w:val="BodyText"/>
+      </w:pPr>
+      <w:r>
+        <w:t xml:space="preserve">클레어: 석 달 남았어요, 노아. 그리고 휴대폰 없는 2주 신혼여행. 약속했잖아요.</w:t>
+      </w:r>
+    </w:p>
+    <w:p>
+      <w:pPr>
+        <w:pStyle w:val="BodyText"/>
+      </w:pPr>
+      <w:r>
+        <w:t xml:space="preserve">노아: 약속했죠. 엘레나, 내가 없는 동안 당신이 전권을 가져요.</w:t>
+      </w:r>
+      <w:r>
+        <w:t xml:space="preserve"> </w:t>
+      </w:r>
+      <w:r>
+        <w:t xml:space="preserve">“</w:t>
+      </w:r>
+      <w:r>
+        <w:t xml:space="preserve">무슨 일 있으면 전화해</w:t>
+      </w:r>
+      <w:r>
+        <w:t xml:space="preserve">”</w:t>
+      </w:r>
+      <w:r>
+        <w:t xml:space="preserve">가 아니라. 전권.</w:t>
+      </w:r>
+    </w:p>
+    <w:p>
+      <w:pPr>
+        <w:pStyle w:val="BodyText"/>
+      </w:pPr>
+      <w:r>
+        <w:t xml:space="preserve">톰: 제 시간을 양보합니다. 결혼식에.</w:t>
+      </w:r>
+    </w:p>
+    <w:bookmarkEnd w:id="36"/>
+    <w:bookmarkEnd w:id="37"/>
+    <w:bookmarkEnd w:id="38"/>
     <w:sectPr/>
   </w:body>
 </w:document>
@@ -4111,583 +4058,8 @@
       </w:pPr>
     </w:lvl>
   </w:abstractNum>
-  <w:abstractNum w:abstractNumId="99411">
-    <w:nsid w:val="A99411"/>
-    <w:multiLevelType w:val="multilevel"/>
-    <w:lvl w:ilvl="0">
-      <w:start w:val="1"/>
-      <w:numFmt w:val="decimal"/>
-      <w:lvlText w:val="%1."/>
-      <w:lvlJc w:val="left"/>
-      <w:pPr>
-        <w:ind w:left="720" w:hanging="480"/>
-      </w:pPr>
-    </w:lvl>
-    <w:lvl w:ilvl="1">
-      <w:start w:val="1"/>
-      <w:numFmt w:val="decimal"/>
-      <w:lvlText w:val="%2."/>
-      <w:lvlJc w:val="left"/>
-      <w:pPr>
-        <w:ind w:left="1440" w:hanging="480"/>
-      </w:pPr>
-    </w:lvl>
-    <w:lvl w:ilvl="2">
-      <w:start w:val="1"/>
-      <w:numFmt w:val="decimal"/>
-      <w:lvlText w:val="%3."/>
-      <w:lvlJc w:val="left"/>
-      <w:pPr>
-        <w:ind w:left="2160" w:hanging="480"/>
-      </w:pPr>
-    </w:lvl>
-    <w:lvl w:ilvl="3">
-      <w:start w:val="1"/>
-      <w:numFmt w:val="decimal"/>
-      <w:lvlText w:val="%4."/>
-      <w:lvlJc w:val="left"/>
-      <w:pPr>
-        <w:ind w:left="2880" w:hanging="480"/>
-      </w:pPr>
-    </w:lvl>
-    <w:lvl w:ilvl="4">
-      <w:start w:val="1"/>
-      <w:numFmt w:val="decimal"/>
-      <w:lvlText w:val="%5."/>
-      <w:lvlJc w:val="left"/>
-      <w:pPr>
-        <w:ind w:left="3600" w:hanging="480"/>
-      </w:pPr>
-    </w:lvl>
-    <w:lvl w:ilvl="5">
-      <w:start w:val="1"/>
-      <w:numFmt w:val="decimal"/>
-      <w:lvlText w:val="%6."/>
-      <w:lvlJc w:val="left"/>
-      <w:pPr>
-        <w:ind w:left="4320" w:hanging="480"/>
-      </w:pPr>
-    </w:lvl>
-    <w:lvl w:ilvl="6">
-      <w:start w:val="1"/>
-      <w:numFmt w:val="decimal"/>
-      <w:lvlText w:val="%7."/>
-      <w:lvlJc w:val="left"/>
-      <w:pPr>
-        <w:ind w:left="5040" w:hanging="480"/>
-      </w:pPr>
-    </w:lvl>
-    <w:lvl w:ilvl="7">
-      <w:start w:val="1"/>
-      <w:numFmt w:val="decimal"/>
-      <w:lvlText w:val="%8."/>
-      <w:lvlJc w:val="left"/>
-      <w:pPr>
-        <w:ind w:left="5760" w:hanging="480"/>
-      </w:pPr>
-    </w:lvl>
-    <w:lvl w:ilvl="8">
-      <w:start w:val="1"/>
-      <w:numFmt w:val="decimal"/>
-      <w:lvlText w:val="%9."/>
-      <w:lvlJc w:val="left"/>
-      <w:pPr>
-        <w:ind w:left="6480" w:hanging="480"/>
-      </w:pPr>
-    </w:lvl>
-  </w:abstractNum>
-  <w:abstractNum w:abstractNumId="994116">
-    <w:nsid w:val="A994116"/>
-    <w:multiLevelType w:val="multilevel"/>
-    <w:lvl w:ilvl="0">
-      <w:start w:val="16"/>
-      <w:numFmt w:val="decimal"/>
-      <w:lvlText w:val="%1."/>
-      <w:lvlJc w:val="left"/>
-      <w:pPr>
-        <w:ind w:left="720" w:hanging="480"/>
-      </w:pPr>
-    </w:lvl>
-    <w:lvl w:ilvl="1">
-      <w:start w:val="16"/>
-      <w:numFmt w:val="decimal"/>
-      <w:lvlText w:val="%2."/>
-      <w:lvlJc w:val="left"/>
-      <w:pPr>
-        <w:ind w:left="1440" w:hanging="480"/>
-      </w:pPr>
-    </w:lvl>
-    <w:lvl w:ilvl="2">
-      <w:start w:val="16"/>
-      <w:numFmt w:val="decimal"/>
-      <w:lvlText w:val="%3."/>
-      <w:lvlJc w:val="left"/>
-      <w:pPr>
-        <w:ind w:left="2160" w:hanging="480"/>
-      </w:pPr>
-    </w:lvl>
-    <w:lvl w:ilvl="3">
-      <w:start w:val="16"/>
-      <w:numFmt w:val="decimal"/>
-      <w:lvlText w:val="%4."/>
-      <w:lvlJc w:val="left"/>
-      <w:pPr>
-        <w:ind w:left="2880" w:hanging="480"/>
-      </w:pPr>
-    </w:lvl>
-    <w:lvl w:ilvl="4">
-      <w:start w:val="16"/>
-      <w:numFmt w:val="decimal"/>
-      <w:lvlText w:val="%5."/>
-      <w:lvlJc w:val="left"/>
-      <w:pPr>
-        <w:ind w:left="3600" w:hanging="480"/>
-      </w:pPr>
-    </w:lvl>
-    <w:lvl w:ilvl="5">
-      <w:start w:val="16"/>
-      <w:numFmt w:val="decimal"/>
-      <w:lvlText w:val="%6."/>
-      <w:lvlJc w:val="left"/>
-      <w:pPr>
-        <w:ind w:left="4320" w:hanging="480"/>
-      </w:pPr>
-    </w:lvl>
-    <w:lvl w:ilvl="6">
-      <w:start w:val="16"/>
-      <w:numFmt w:val="decimal"/>
-      <w:lvlText w:val="%7."/>
-      <w:lvlJc w:val="left"/>
-      <w:pPr>
-        <w:ind w:left="5040" w:hanging="480"/>
-      </w:pPr>
-    </w:lvl>
-    <w:lvl w:ilvl="7">
-      <w:start w:val="16"/>
-      <w:numFmt w:val="decimal"/>
-      <w:lvlText w:val="%8."/>
-      <w:lvlJc w:val="left"/>
-      <w:pPr>
-        <w:ind w:left="5760" w:hanging="480"/>
-      </w:pPr>
-    </w:lvl>
-    <w:lvl w:ilvl="8">
-      <w:start w:val="16"/>
-      <w:numFmt w:val="decimal"/>
-      <w:lvlText w:val="%9."/>
-      <w:lvlJc w:val="left"/>
-      <w:pPr>
-        <w:ind w:left="6480" w:hanging="480"/>
-      </w:pPr>
-    </w:lvl>
-  </w:abstractNum>
-  <w:abstractNum w:abstractNumId="994151">
-    <w:nsid w:val="A994151"/>
-    <w:multiLevelType w:val="multilevel"/>
-    <w:lvl w:ilvl="0">
-      <w:start w:val="51"/>
-      <w:numFmt w:val="decimal"/>
-      <w:lvlText w:val="%1."/>
-      <w:lvlJc w:val="left"/>
-      <w:pPr>
-        <w:ind w:left="720" w:hanging="480"/>
-      </w:pPr>
-    </w:lvl>
-    <w:lvl w:ilvl="1">
-      <w:start w:val="51"/>
-      <w:numFmt w:val="decimal"/>
-      <w:lvlText w:val="%2."/>
-      <w:lvlJc w:val="left"/>
-      <w:pPr>
-        <w:ind w:left="1440" w:hanging="480"/>
-      </w:pPr>
-    </w:lvl>
-    <w:lvl w:ilvl="2">
-      <w:start w:val="51"/>
-      <w:numFmt w:val="decimal"/>
-      <w:lvlText w:val="%3."/>
-      <w:lvlJc w:val="left"/>
-      <w:pPr>
-        <w:ind w:left="2160" w:hanging="480"/>
-      </w:pPr>
-    </w:lvl>
-    <w:lvl w:ilvl="3">
-      <w:start w:val="51"/>
-      <w:numFmt w:val="decimal"/>
-      <w:lvlText w:val="%4."/>
-      <w:lvlJc w:val="left"/>
-      <w:pPr>
-        <w:ind w:left="2880" w:hanging="480"/>
-      </w:pPr>
-    </w:lvl>
-    <w:lvl w:ilvl="4">
-      <w:start w:val="51"/>
-      <w:numFmt w:val="decimal"/>
-      <w:lvlText w:val="%5."/>
-      <w:lvlJc w:val="left"/>
-      <w:pPr>
-        <w:ind w:left="3600" w:hanging="480"/>
-      </w:pPr>
-    </w:lvl>
-    <w:lvl w:ilvl="5">
-      <w:start w:val="51"/>
-      <w:numFmt w:val="decimal"/>
-      <w:lvlText w:val="%6."/>
-      <w:lvlJc w:val="left"/>
-      <w:pPr>
-        <w:ind w:left="4320" w:hanging="480"/>
-      </w:pPr>
-    </w:lvl>
-    <w:lvl w:ilvl="6">
-      <w:start w:val="51"/>
-      <w:numFmt w:val="decimal"/>
-      <w:lvlText w:val="%7."/>
-      <w:lvlJc w:val="left"/>
-      <w:pPr>
-        <w:ind w:left="5040" w:hanging="480"/>
-      </w:pPr>
-    </w:lvl>
-    <w:lvl w:ilvl="7">
-      <w:start w:val="51"/>
-      <w:numFmt w:val="decimal"/>
-      <w:lvlText w:val="%8."/>
-      <w:lvlJc w:val="left"/>
-      <w:pPr>
-        <w:ind w:left="5760" w:hanging="480"/>
-      </w:pPr>
-    </w:lvl>
-    <w:lvl w:ilvl="8">
-      <w:start w:val="51"/>
-      <w:numFmt w:val="decimal"/>
-      <w:lvlText w:val="%9."/>
-      <w:lvlJc w:val="left"/>
-      <w:pPr>
-        <w:ind w:left="6480" w:hanging="480"/>
-      </w:pPr>
-    </w:lvl>
-  </w:abstractNum>
-  <w:abstractNum w:abstractNumId="994181">
-    <w:nsid w:val="A994181"/>
-    <w:multiLevelType w:val="multilevel"/>
-    <w:lvl w:ilvl="0">
-      <w:start w:val="81"/>
-      <w:numFmt w:val="decimal"/>
-      <w:lvlText w:val="%1."/>
-      <w:lvlJc w:val="left"/>
-      <w:pPr>
-        <w:ind w:left="720" w:hanging="480"/>
-      </w:pPr>
-    </w:lvl>
-    <w:lvl w:ilvl="1">
-      <w:start w:val="81"/>
-      <w:numFmt w:val="decimal"/>
-      <w:lvlText w:val="%2."/>
-      <w:lvlJc w:val="left"/>
-      <w:pPr>
-        <w:ind w:left="1440" w:hanging="480"/>
-      </w:pPr>
-    </w:lvl>
-    <w:lvl w:ilvl="2">
-      <w:start w:val="81"/>
-      <w:numFmt w:val="decimal"/>
-      <w:lvlText w:val="%3."/>
-      <w:lvlJc w:val="left"/>
-      <w:pPr>
-        <w:ind w:left="2160" w:hanging="480"/>
-      </w:pPr>
-    </w:lvl>
-    <w:lvl w:ilvl="3">
-      <w:start w:val="81"/>
-      <w:numFmt w:val="decimal"/>
-      <w:lvlText w:val="%4."/>
-      <w:lvlJc w:val="left"/>
-      <w:pPr>
-        <w:ind w:left="2880" w:hanging="480"/>
-      </w:pPr>
-    </w:lvl>
-    <w:lvl w:ilvl="4">
-      <w:start w:val="81"/>
-      <w:numFmt w:val="decimal"/>
-      <w:lvlText w:val="%5."/>
-      <w:lvlJc w:val="left"/>
-      <w:pPr>
-        <w:ind w:left="3600" w:hanging="480"/>
-      </w:pPr>
-    </w:lvl>
-    <w:lvl w:ilvl="5">
-      <w:start w:val="81"/>
-      <w:numFmt w:val="decimal"/>
-      <w:lvlText w:val="%6."/>
-      <w:lvlJc w:val="left"/>
-      <w:pPr>
-        <w:ind w:left="4320" w:hanging="480"/>
-      </w:pPr>
-    </w:lvl>
-    <w:lvl w:ilvl="6">
-      <w:start w:val="81"/>
-      <w:numFmt w:val="decimal"/>
-      <w:lvlText w:val="%7."/>
-      <w:lvlJc w:val="left"/>
-      <w:pPr>
-        <w:ind w:left="5040" w:hanging="480"/>
-      </w:pPr>
-    </w:lvl>
-    <w:lvl w:ilvl="7">
-      <w:start w:val="81"/>
-      <w:numFmt w:val="decimal"/>
-      <w:lvlText w:val="%8."/>
-      <w:lvlJc w:val="left"/>
-      <w:pPr>
-        <w:ind w:left="5760" w:hanging="480"/>
-      </w:pPr>
-    </w:lvl>
-    <w:lvl w:ilvl="8">
-      <w:start w:val="81"/>
-      <w:numFmt w:val="decimal"/>
-      <w:lvlText w:val="%9."/>
-      <w:lvlJc w:val="left"/>
-      <w:pPr>
-        <w:ind w:left="6480" w:hanging="480"/>
-      </w:pPr>
-    </w:lvl>
-  </w:abstractNum>
-  <w:abstractNum w:abstractNumId="9941106">
-    <w:nsid w:val="A9941106"/>
-    <w:multiLevelType w:val="multilevel"/>
-    <w:lvl w:ilvl="0">
-      <w:start w:val="106"/>
-      <w:numFmt w:val="decimal"/>
-      <w:lvlText w:val="%1."/>
-      <w:lvlJc w:val="left"/>
-      <w:pPr>
-        <w:ind w:left="720" w:hanging="480"/>
-      </w:pPr>
-    </w:lvl>
-    <w:lvl w:ilvl="1">
-      <w:start w:val="106"/>
-      <w:numFmt w:val="decimal"/>
-      <w:lvlText w:val="%2."/>
-      <w:lvlJc w:val="left"/>
-      <w:pPr>
-        <w:ind w:left="1440" w:hanging="480"/>
-      </w:pPr>
-    </w:lvl>
-    <w:lvl w:ilvl="2">
-      <w:start w:val="106"/>
-      <w:numFmt w:val="decimal"/>
-      <w:lvlText w:val="%3."/>
-      <w:lvlJc w:val="left"/>
-      <w:pPr>
-        <w:ind w:left="2160" w:hanging="480"/>
-      </w:pPr>
-    </w:lvl>
-    <w:lvl w:ilvl="3">
-      <w:start w:val="106"/>
-      <w:numFmt w:val="decimal"/>
-      <w:lvlText w:val="%4."/>
-      <w:lvlJc w:val="left"/>
-      <w:pPr>
-        <w:ind w:left="2880" w:hanging="480"/>
-      </w:pPr>
-    </w:lvl>
-    <w:lvl w:ilvl="4">
-      <w:start w:val="106"/>
-      <w:numFmt w:val="decimal"/>
-      <w:lvlText w:val="%5."/>
-      <w:lvlJc w:val="left"/>
-      <w:pPr>
-        <w:ind w:left="3600" w:hanging="480"/>
-      </w:pPr>
-    </w:lvl>
-    <w:lvl w:ilvl="5">
-      <w:start w:val="106"/>
-      <w:numFmt w:val="decimal"/>
-      <w:lvlText w:val="%6."/>
-      <w:lvlJc w:val="left"/>
-      <w:pPr>
-        <w:ind w:left="4320" w:hanging="480"/>
-      </w:pPr>
-    </w:lvl>
-    <w:lvl w:ilvl="6">
-      <w:start w:val="106"/>
-      <w:numFmt w:val="decimal"/>
-      <w:lvlText w:val="%7."/>
-      <w:lvlJc w:val="left"/>
-      <w:pPr>
-        <w:ind w:left="5040" w:hanging="480"/>
-      </w:pPr>
-    </w:lvl>
-    <w:lvl w:ilvl="7">
-      <w:start w:val="106"/>
-      <w:numFmt w:val="decimal"/>
-      <w:lvlText w:val="%8."/>
-      <w:lvlJc w:val="left"/>
-      <w:pPr>
-        <w:ind w:left="5760" w:hanging="480"/>
-      </w:pPr>
-    </w:lvl>
-    <w:lvl w:ilvl="8">
-      <w:start w:val="106"/>
-      <w:numFmt w:val="decimal"/>
-      <w:lvlText w:val="%9."/>
-      <w:lvlJc w:val="left"/>
-      <w:pPr>
-        <w:ind w:left="6480" w:hanging="480"/>
-      </w:pPr>
-    </w:lvl>
-  </w:abstractNum>
   <w:num w:numId="1000">
     <w:abstractNumId w:val="990"/>
-  </w:num>
-  <w:num w:numId="1001">
-    <w:abstractNumId w:val="99411"/>
-    <w:lvlOverride w:ilvl="0">
-      <w:startOverride w:val="1"/>
-    </w:lvlOverride>
-    <w:lvlOverride w:ilvl="1">
-      <w:startOverride w:val="1"/>
-    </w:lvlOverride>
-    <w:lvlOverride w:ilvl="2">
-      <w:startOverride w:val="1"/>
-    </w:lvlOverride>
-    <w:lvlOverride w:ilvl="3">
-      <w:startOverride w:val="1"/>
-    </w:lvlOverride>
-    <w:lvlOverride w:ilvl="4">
-      <w:startOverride w:val="1"/>
-    </w:lvlOverride>
-    <w:lvlOverride w:ilvl="5">
-      <w:startOverride w:val="1"/>
-    </w:lvlOverride>
-    <w:lvlOverride w:ilvl="6">
-      <w:startOverride w:val="1"/>
-    </w:lvlOverride>
-    <w:lvlOverride w:ilvl="7">
-      <w:startOverride w:val="1"/>
-    </w:lvlOverride>
-    <w:lvlOverride w:ilvl="8">
-      <w:startOverride w:val="1"/>
-    </w:lvlOverride>
-  </w:num>
-  <w:num w:numId="1002">
-    <w:abstractNumId w:val="994116"/>
-    <w:lvlOverride w:ilvl="0">
-      <w:startOverride w:val="16"/>
-    </w:lvlOverride>
-    <w:lvlOverride w:ilvl="1">
-      <w:startOverride w:val="16"/>
-    </w:lvlOverride>
-    <w:lvlOverride w:ilvl="2">
-      <w:startOverride w:val="16"/>
-    </w:lvlOverride>
-    <w:lvlOverride w:ilvl="3">
-      <w:startOverride w:val="16"/>
-    </w:lvlOverride>
-    <w:lvlOverride w:ilvl="4">
-      <w:startOverride w:val="16"/>
-    </w:lvlOverride>
-    <w:lvlOverride w:ilvl="5">
-      <w:startOverride w:val="16"/>
-    </w:lvlOverride>
-    <w:lvlOverride w:ilvl="6">
-      <w:startOverride w:val="16"/>
-    </w:lvlOverride>
-    <w:lvlOverride w:ilvl="7">
-      <w:startOverride w:val="16"/>
-    </w:lvlOverride>
-    <w:lvlOverride w:ilvl="8">
-      <w:startOverride w:val="16"/>
-    </w:lvlOverride>
-  </w:num>
-  <w:num w:numId="1003">
-    <w:abstractNumId w:val="994151"/>
-    <w:lvlOverride w:ilvl="0">
-      <w:startOverride w:val="51"/>
-    </w:lvlOverride>
-    <w:lvlOverride w:ilvl="1">
-      <w:startOverride w:val="51"/>
-    </w:lvlOverride>
-    <w:lvlOverride w:ilvl="2">
-      <w:startOverride w:val="51"/>
-    </w:lvlOverride>
-    <w:lvlOverride w:ilvl="3">
-      <w:startOverride w:val="51"/>
-    </w:lvlOverride>
-    <w:lvlOverride w:ilvl="4">
-      <w:startOverride w:val="51"/>
-    </w:lvlOverride>
-    <w:lvlOverride w:ilvl="5">
-      <w:startOverride w:val="51"/>
-    </w:lvlOverride>
-    <w:lvlOverride w:ilvl="6">
-      <w:startOverride w:val="51"/>
-    </w:lvlOverride>
-    <w:lvlOverride w:ilvl="7">
-      <w:startOverride w:val="51"/>
-    </w:lvlOverride>
-    <w:lvlOverride w:ilvl="8">
-      <w:startOverride w:val="51"/>
-    </w:lvlOverride>
-  </w:num>
-  <w:num w:numId="1004">
-    <w:abstractNumId w:val="994181"/>
-    <w:lvlOverride w:ilvl="0">
-      <w:startOverride w:val="81"/>
-    </w:lvlOverride>
-    <w:lvlOverride w:ilvl="1">
-      <w:startOverride w:val="81"/>
-    </w:lvlOverride>
-    <w:lvlOverride w:ilvl="2">
-      <w:startOverride w:val="81"/>
-    </w:lvlOverride>
-    <w:lvlOverride w:ilvl="3">
-      <w:startOverride w:val="81"/>
-    </w:lvlOverride>
-    <w:lvlOverride w:ilvl="4">
-      <w:startOverride w:val="81"/>
-    </w:lvlOverride>
-    <w:lvlOverride w:ilvl="5">
-      <w:startOverride w:val="81"/>
-    </w:lvlOverride>
-    <w:lvlOverride w:ilvl="6">
-      <w:startOverride w:val="81"/>
-    </w:lvlOverride>
-    <w:lvlOverride w:ilvl="7">
-      <w:startOverride w:val="81"/>
-    </w:lvlOverride>
-    <w:lvlOverride w:ilvl="8">
-      <w:startOverride w:val="81"/>
-    </w:lvlOverride>
-  </w:num>
-  <w:num w:numId="1005">
-    <w:abstractNumId w:val="9941106"/>
-    <w:lvlOverride w:ilvl="0">
-      <w:startOverride w:val="106"/>
-    </w:lvlOverride>
-    <w:lvlOverride w:ilvl="1">
-      <w:startOverride w:val="106"/>
-    </w:lvlOverride>
-    <w:lvlOverride w:ilvl="2">
-      <w:startOverride w:val="106"/>
-    </w:lvlOverride>
-    <w:lvlOverride w:ilvl="3">
-      <w:startOverride w:val="106"/>
-    </w:lvlOverride>
-    <w:lvlOverride w:ilvl="4">
-      <w:startOverride w:val="106"/>
-    </w:lvlOverride>
-    <w:lvlOverride w:ilvl="5">
-      <w:startOverride w:val="106"/>
-    </w:lvlOverride>
-    <w:lvlOverride w:ilvl="6">
-      <w:startOverride w:val="106"/>
-    </w:lvlOverride>
-    <w:lvlOverride w:ilvl="7">
-      <w:startOverride w:val="106"/>
-    </w:lvlOverride>
-    <w:lvlOverride w:ilvl="8">
-      <w:startOverride w:val="106"/>
-    </w:lvlOverride>
   </w:num>
 </w:numbering>
 </file>
